--- a/eng/docx/28.content.docx
+++ b/eng/docx/28.content.docx
@@ -7,6 +7,15 @@
       <w:r/>
     </w:p>
     <w:p>
+      <w:pPr>
+        <w:pStyle w:val="Heading2"/>
+      </w:pPr>
+      <w:r>
+        <w:t>Resource: Study Notes (Tyndale)</w:t>
+      </w:r>
+      <w:r/>
+    </w:p>
+    <w:p>
       <w:r/>
       <w:r>
         <w:rPr>
@@ -46,7 +55,7 @@
         <w:pStyle w:val="Heading1"/>
       </w:pPr>
       <w:r>
-        <w:t>Aquifer Open Study Notes</w:t>
+        <w:t>Study Notes (Tyndale)</w:t>
       </w:r>
     </w:p>
     <w:p>
@@ -55,6 +64,51 @@
           <w:headerReference w:type="even" r:id="rId8"/>
           <w:headerReference w:type="default" r:id="rId9"/>
           <w:footerReference w:type="default" r:id="rId10"/>
+          <w:footnotePr>
+            <w:numRestart w:val="eachSect"/>
+          </w:footnotePr>
+          <w:type w:val="continuous"/>
+          <w:pgSz w:w="12240" w:h="15840" w:code="1"/>
+          <w:pgMar w:top="1440" w:right="1440" w:bottom="1440" w:left="1440" w:header="504" w:footer="504" w:gutter="0"/>
+          <w:cols w:space="708"/>
+          <w:titlePg/>
+          <w:docGrid w:linePitch="360"/>
+        </w:sectPr>
+      </w:pPr>
+    </w:p>
+    <w:p>
+      <w:r/>
+    </w:p>
+    <w:p>
+      <w:pPr>
+        <w:pStyle w:val="Heading2"/>
+      </w:pPr>
+      <w:r>
+        <w:t>HOS</w:t>
+      </w:r>
+      <w:r/>
+    </w:p>
+    <w:p>
+      <w:r/>
+      <w:r>
+        <w:rPr>
+          <w:i/>
+        </w:rPr>
+        <w:t>Hosea 1:1, Hosea 1:2–3, Hosea 1:2–3.5, Hosea 1:4, Hosea 1:5, Hosea 1:6, Hosea 1:7, Hosea 1:9, Hosea 1:10, Hosea 1:10–11, Hosea 1:11, Hosea 2:1, Hosea 2:2–23, Hosea 2:3, Hosea 2:5, Hosea 2:6–7, Hosea 2:8, Hosea 2:9–13, Hosea 2:11, Hosea 2:13, Hosea 2:14–15, Hosea 2:16, Hosea 2:17, Hosea 2:18, Hosea 2:19–20, Hosea 2:21–22, Hosea 2:23, Hosea 3:1, Hosea 3:2, Hosea 3:3–4, Hosea 3:5, Hosea 4:1, Hosea 4:1–14.9, Hosea 4:2, Hosea 4:3, Hosea 4:4–5, Hosea 4:6, Hosea 4:9, Hosea 4:10, Hosea 4:12, Hosea 4:13, Hosea 4:14, Hosea 4:15, Hosea 5:1, Hosea 5:2, Hosea 5:3, Hosea 5:4, Hosea 5:6–7, Hosea 5:8–9, Hosea 5:10, Hosea 5:12, Hosea 5:13, Hosea 5:15, Hosea 6:1–3, Hosea 6:4, Hosea 6:6, Hosea 6:7–11, Hosea 6:9, Hosea 6:10, Hosea 7:1–2, Hosea 7:3, Hosea 7:3–7, Hosea 7:4, Hosea 7:6, Hosea 7:7, Hosea 7:8, Hosea 7:8–12, Hosea 7:9, Hosea 7:11, Hosea 7:12, Hosea 7:13, Hosea 7:14, Hosea 7:16, Hosea 8:1, Hosea 8:3, Hosea 8:4, Hosea 8:5–6, Hosea 8:7, Hosea 8:9, Hosea 8:10, Hosea 8:11, Hosea 8:13, Hosea 8:14, Hosea 9:1, Hosea 9:2, Hosea 9:3, Hosea 9:4, Hosea 9:6, Hosea 9:7, Hosea 9:8, Hosea 9:9, Hosea 9:10, Hosea 9:11, Hosea 9:13, Hosea 9:15, Hosea 9:17, Hosea 10:1, Hosea 10:3, Hosea 10:4, Hosea 10:5–6, Hosea 10:8, Hosea 10:9–10, Hosea 10:11, Hosea 10:12, Hosea 10:14, Hosea 11:1, Hosea 11:1–11, Hosea 11:2, Hosea 11:3–4, Hosea 11:5–7, Hosea 11:8, Hosea 11:9, Hosea 11:10–11, Hosea 11:12–12.14, Hosea 12:1, Hosea 12:3, Hosea 12:4, Hosea 12:6, Hosea 12:7–8, Hosea 12:9, Hosea 12:11, Hosea 12:13, Hosea 13:1, Hosea 13:2, Hosea 13:3, Hosea 13:4–5, Hosea 13:6, Hosea 13:7–8, Hosea 13:9, Hosea 13:10, Hosea 13:11, Hosea 13:12, Hosea 13:13, Hosea 13:14, Hosea 13:16, Hosea 14:1–9, Hosea 14:2–3, Hosea 14:3, Hosea 14:4, Hosea 14:5, Hosea 14:5–7, Hosea 14:7, Hosea 14:8, Hosea 14:9</w:t>
+      </w:r>
+      <w:r/>
+    </w:p>
+    <w:p>
+      <w:r/>
+      <w:r>
+        <w:t xml:space="preserve"> </w:t>
+      </w:r>
+      <w:r/>
+      <w:r/>
+    </w:p>
+    <w:p>
+      <w:pPr>
+        <w:sectPr>
           <w:footnotePr>
             <w:numRestart w:val="eachSect"/>
           </w:footnotePr>

--- a/eng/docx/28.content.docx
+++ b/eng/docx/28.content.docx
@@ -166,13 +166,6 @@
       </w:r>
       <w:r>
         <w:rPr>
-          <w:i/>
-          <w:lang w:val="en_US" w:bidi="en_US"/>
-        </w:rPr>
-        <w:t>Hosea 1:1, Hosea 1:2–3, Hosea 1:2–3.5, Hosea 1:4, Hosea 1:5, Hosea 1:6, Hosea 1:7, Hosea 1:9, Hosea 1:10, Hosea 1:10–11, Hosea 1:11, Hosea 2:1, Hosea 2:2–23, Hosea 2:3, Hosea 2:5, Hosea 2:6–7, Hosea 2:8, Hosea 2:9–13, Hosea 2:11, Hosea 2:13, Hosea 2:14–15, Hosea 2:16, Hosea 2:17, Hosea 2:18, Hosea 2:19–20, Hosea 2:21–22, Hosea 2:23, Hosea 3:1, Hosea 3:2, Hosea 3:3–4, Hosea 3:5, Hosea 4:1, Hosea 4:1–14.9, Hosea 4:2, Hosea 4:3, Hosea 4:4–5, Hosea 4:6, Hosea 4:9, Hosea 4:10, Hosea 4:12, Hosea 4:13, Hosea 4:14, Hosea 4:15, Hosea 5:1, Hosea 5:2, Hosea 5:3, Hosea 5:4, Hosea 5:6–7, Hosea 5:8–9, Hosea 5:10, Hosea 5:12, Hosea 5:13, Hosea 5:15, Hosea 6:1–3, Hosea 6:4, Hosea 6:6, Hosea 6:7–11, Hosea 6:9, Hosea 6:10, Hosea 7:1–2, Hosea 7:3, Hosea 7:3–7, Hosea 7:4, Hosea 7:6, Hosea 7:7, Hosea 7:8, Hosea 7:8–12, Hosea 7:9, Hosea 7:11, Hosea 7:12, Hosea 7:13, Hosea 7:14, Hosea 7:16, Hosea 8:1, Hosea 8:3, Hosea 8:4, Hosea 8:5–6, Hosea 8:7, Hosea 8:9, Hosea 8:10, Hosea 8:11, Hosea 8:13, Hosea 8:14, Hosea 9:1, Hosea 9:2, Hosea 9:3, Hosea 9:4, Hosea 9:6, Hosea 9:7, Hosea 9:8, Hosea 9:9, Hosea 9:10, Hosea 9:11, Hosea 9:13, Hosea 9:15, Hosea 9:17, Hosea 10:1, Hosea 10:3, Hosea 10:4, Hosea 10:5–6, Hosea 10:8, Hosea 10:9–10, Hosea 10:11, Hosea 10:12, Hosea 10:14, Hosea 11:1, Hosea 11:1–11, Hosea 11:2, Hosea 11:3–4, Hosea 11:5–7, Hosea 11:8, Hosea 11:9, Hosea 11:10–11, Hosea 11:12–12.14, Hosea 12:1, Hosea 12:3, Hosea 12:4, Hosea 12:6, Hosea 12:7–8, Hosea 12:9, Hosea 12:11, Hosea 12:13, Hosea 13:1, Hosea 13:2, Hosea 13:3, Hosea 13:4–5, Hosea 13:6, Hosea 13:7–8, Hosea 13:9, Hosea 13:10, Hosea 13:11, Hosea 13:12, Hosea 13:13, Hosea 13:14, Hosea 13:16, Hosea 14:1–9, Hosea 14:2–3, Hosea 14:3, Hosea 14:4, Hosea 14:5, Hosea 14:5–7, Hosea 14:7, Hosea 14:8, Hosea 14:9</w:t>
-      </w:r>
-      <w:r>
-        <w:rPr>
           <w:lang w:val="en_US" w:bidi="en_US"/>
         </w:rPr>
       </w:r>
@@ -5142,20 +5135,20 @@
         <w:rPr>
           <w:lang w:val="en_US" w:bidi="en_US"/>
         </w:rPr>
-        <w:t xml:space="preserve">The Lord wants his people to show love more than he wants sacrifices. Love (Hebrew </w:t>
+        <w:t xml:space="preserve">The Lord wants his people to show love more than he wants sacrifices. Love (the Hebrew word </w:t>
       </w:r>
       <w:r>
         <w:rPr>
           <w:i/>
           <w:lang w:val="en_US" w:bidi="en_US"/>
         </w:rPr>
-        <w:t>chesed</w:t>
-      </w:r>
-      <w:r>
-        <w:rPr>
-          <w:lang w:val="en_US" w:bidi="en_US"/>
-        </w:rPr>
-        <w:t xml:space="preserve">) includes faithfulness (see </w:t>
+        <w:t>khesed</w:t>
+      </w:r>
+      <w:r>
+        <w:rPr>
+          <w:lang w:val="en_US" w:bidi="en_US"/>
+        </w:rPr>
+        <w:t xml:space="preserve">, meaning loyal love shown through steady faithfulness) includes being faithful in relationships (see </w:t>
       </w:r>
       <w:hyperlink r:id="rId77">
         <w:r>

--- a/eng/docx/28.content.docx
+++ b/eng/docx/28.content.docx
@@ -150,19 +150,6 @@
           <w:lang w:val="en_US" w:bidi="en_US"/>
         </w:rPr>
         <w:t>HOS</w:t>
-      </w:r>
-      <w:r>
-        <w:rPr>
-          <w:lang w:val="en_US" w:bidi="en_US"/>
-        </w:rPr>
-      </w:r>
-    </w:p>
-    <w:p>
-      <w:pPr/>
-      <w:r>
-        <w:rPr>
-          <w:lang w:val="en_US" w:bidi="en_US"/>
-        </w:rPr>
       </w:r>
       <w:r>
         <w:rPr>

--- a/eng/docx/28.content.docx
+++ b/eng/docx/28.content.docx
@@ -19,7 +19,7 @@
         <w:rPr>
           <w:lang w:val="en_US" w:bidi="en_US"/>
         </w:rPr>
-        <w:t>Resource: Study Notes (Tyndale)</w:t>
+        <w:t>Resource: Tyndale Open Study Notes</w:t>
       </w:r>
       <w:r>
         <w:rPr>
@@ -112,7 +112,7 @@
         <w:rPr>
           <w:lang w:val="en_US" w:bidi="en_US"/>
         </w:rPr>
-        <w:t>Study Notes (Tyndale)</w:t>
+        <w:t>Tyndale Open Study Notes</w:t>
       </w:r>
     </w:p>
     <w:p>

--- a/eng/docx/28.content.docx
+++ b/eng/docx/28.content.docx
@@ -19,7 +19,7 @@
         <w:rPr>
           <w:lang w:val="en_US" w:bidi="en_US"/>
         </w:rPr>
-        <w:t>Resource: Tyndale Open Study Notes</w:t>
+        <w:t>Resource: Aquifer Open Study Notes</w:t>
       </w:r>
       <w:r>
         <w:rPr>
@@ -112,7 +112,7 @@
         <w:rPr>
           <w:lang w:val="en_US" w:bidi="en_US"/>
         </w:rPr>
-        <w:t>Tyndale Open Study Notes</w:t>
+        <w:t>Aquifer Open Study Notes</w:t>
       </w:r>
     </w:p>
     <w:p>

--- a/eng/docx/28.content.docx
+++ b/eng/docx/28.content.docx
@@ -244,54 +244,36 @@
         </w:rPr>
         <w:t xml:space="preserve">: The book of Hosea starts by stating that these are not just human words but a message from the one true God (compare </w:t>
       </w:r>
-      <w:hyperlink r:id="rId13">
-        <w:r>
-          <w:rPr>
-            <w:lang w:val="en_US" w:bidi="en_US"/>
-          </w:rPr>
-          <w:rPr>
-            <w:color w:val="0000EE"/>
-            <w:u w:val="single"/>
-          </w:rPr>
-          <w:t>Joel 1:1</w:t>
-        </w:r>
-      </w:hyperlink>
+      <w:r>
+        <w:rPr>
+          <w:lang w:val="en_US" w:bidi="en_US"/>
+        </w:rPr>
+        <w:t>Joel 1:1</w:t>
+      </w:r>
       <w:r>
         <w:rPr>
           <w:lang w:val="en_US" w:bidi="en_US"/>
         </w:rPr>
         <w:t xml:space="preserve">; </w:t>
       </w:r>
-      <w:hyperlink r:id="rId14">
-        <w:r>
-          <w:rPr>
-            <w:lang w:val="en_US" w:bidi="en_US"/>
-          </w:rPr>
-          <w:rPr>
-            <w:color w:val="0000EE"/>
-            <w:u w:val="single"/>
-          </w:rPr>
-          <w:t>Micah 1:1</w:t>
-        </w:r>
-      </w:hyperlink>
+      <w:r>
+        <w:rPr>
+          <w:lang w:val="en_US" w:bidi="en_US"/>
+        </w:rPr>
+        <w:t>Micah 1:1</w:t>
+      </w:r>
       <w:r>
         <w:rPr>
           <w:lang w:val="en_US" w:bidi="en_US"/>
         </w:rPr>
         <w:t xml:space="preserve">; </w:t>
       </w:r>
-      <w:hyperlink r:id="rId15">
-        <w:r>
-          <w:rPr>
-            <w:lang w:val="en_US" w:bidi="en_US"/>
-          </w:rPr>
-          <w:rPr>
-            <w:color w:val="0000EE"/>
-            <w:u w:val="single"/>
-          </w:rPr>
-          <w:t>Zephaniah 1:1</w:t>
-        </w:r>
-      </w:hyperlink>
+      <w:r>
+        <w:rPr>
+          <w:lang w:val="en_US" w:bidi="en_US"/>
+        </w:rPr>
+        <w:t>Zephaniah 1:1</w:t>
+      </w:r>
       <w:r>
         <w:rPr>
           <w:lang w:val="en_US" w:bidi="en_US"/>
@@ -323,36 +305,24 @@
         </w:rPr>
         <w:t xml:space="preserve">: Several other important people in the Old Testament are also named Hosea (or Hoshea; both names are spelled the same in Hebrew; </w:t>
       </w:r>
-      <w:hyperlink r:id="rId16">
-        <w:r>
-          <w:rPr>
-            <w:lang w:val="en_US" w:bidi="en_US"/>
-          </w:rPr>
-          <w:rPr>
-            <w:color w:val="0000EE"/>
-            <w:u w:val="single"/>
-          </w:rPr>
-          <w:t>Numbers 13:8</w:t>
-        </w:r>
-      </w:hyperlink>
+      <w:r>
+        <w:rPr>
+          <w:lang w:val="en_US" w:bidi="en_US"/>
+        </w:rPr>
+        <w:t>Numbers 13:8</w:t>
+      </w:r>
       <w:r>
         <w:rPr>
           <w:lang w:val="en_US" w:bidi="en_US"/>
         </w:rPr>
         <w:t xml:space="preserve">; </w:t>
       </w:r>
-      <w:hyperlink r:id="rId17">
-        <w:r>
-          <w:rPr>
-            <w:lang w:val="en_US" w:bidi="en_US"/>
-          </w:rPr>
-          <w:rPr>
-            <w:color w:val="0000EE"/>
-            <w:u w:val="single"/>
-          </w:rPr>
-          <w:t>2 Kings 17:1</w:t>
-        </w:r>
-      </w:hyperlink>
+      <w:r>
+        <w:rPr>
+          <w:lang w:val="en_US" w:bidi="en_US"/>
+        </w:rPr>
+        <w:t>2 Kings 17:1</w:t>
+      </w:r>
       <w:r>
         <w:rPr>
           <w:lang w:val="en_US" w:bidi="en_US"/>
@@ -583,18 +553,12 @@
         </w:rPr>
         <w:t xml:space="preserve">The murders Jehu committed at Jezreel are described in </w:t>
       </w:r>
-      <w:hyperlink r:id="rId18">
-        <w:r>
-          <w:rPr>
-            <w:lang w:val="en_US" w:bidi="en_US"/>
-          </w:rPr>
-          <w:rPr>
-            <w:color w:val="0000EE"/>
-            <w:u w:val="single"/>
-          </w:rPr>
-          <w:t>2 Kings 9–10</w:t>
-        </w:r>
-      </w:hyperlink>
+      <w:r>
+        <w:rPr>
+          <w:lang w:val="en_US" w:bidi="en_US"/>
+        </w:rPr>
+        <w:t>2 Kings 9–10</w:t>
+      </w:r>
       <w:r>
         <w:rPr>
           <w:lang w:val="en_US" w:bidi="en_US"/>
@@ -704,18 +668,12 @@
         </w:rPr>
         <w:t xml:space="preserve">: The names of Hosea’s children were part of his prophetic message (compare </w:t>
       </w:r>
-      <w:hyperlink r:id="rId19">
-        <w:r>
-          <w:rPr>
-            <w:lang w:val="en_US" w:bidi="en_US"/>
-          </w:rPr>
-          <w:rPr>
-            <w:color w:val="0000EE"/>
-            <w:u w:val="single"/>
-          </w:rPr>
-          <w:t>Isaiah 7:10–8:8</w:t>
-        </w:r>
-      </w:hyperlink>
+      <w:r>
+        <w:rPr>
+          <w:lang w:val="en_US" w:bidi="en_US"/>
+        </w:rPr>
+        <w:t>Isaiah 7:10–8:8</w:t>
+      </w:r>
       <w:r>
         <w:rPr>
           <w:lang w:val="en_US" w:bidi="en_US"/>
@@ -822,36 +780,24 @@
         </w:rPr>
         <w:t>The name Lo-ammi delivers the harshest judgment because it suggests the end of Israel's covenant with the Lord. The title "my people," given to Israel when they obeyed the Lord their God (</w:t>
       </w:r>
-      <w:hyperlink r:id="rId20">
-        <w:r>
-          <w:rPr>
-            <w:lang w:val="en_US" w:bidi="en_US"/>
-          </w:rPr>
-          <w:rPr>
-            <w:color w:val="0000EE"/>
-            <w:u w:val="single"/>
-          </w:rPr>
-          <w:t>Leviticus 26:12</w:t>
-        </w:r>
-      </w:hyperlink>
+      <w:r>
+        <w:rPr>
+          <w:lang w:val="en_US" w:bidi="en_US"/>
+        </w:rPr>
+        <w:t>Leviticus 26:12</w:t>
+      </w:r>
       <w:r>
         <w:rPr>
           <w:lang w:val="en_US" w:bidi="en_US"/>
         </w:rPr>
         <w:t xml:space="preserve">; see also </w:t>
       </w:r>
-      <w:hyperlink r:id="rId21">
-        <w:r>
-          <w:rPr>
-            <w:lang w:val="en_US" w:bidi="en_US"/>
-          </w:rPr>
-          <w:rPr>
-            <w:color w:val="0000EE"/>
-            <w:u w:val="single"/>
-          </w:rPr>
-          <w:t>Exodus 6:7</w:t>
-        </w:r>
-      </w:hyperlink>
+      <w:r>
+        <w:rPr>
+          <w:lang w:val="en_US" w:bidi="en_US"/>
+        </w:rPr>
+        <w:t>Exodus 6:7</w:t>
+      </w:r>
       <w:r>
         <w:rPr>
           <w:lang w:val="en_US" w:bidi="en_US"/>
@@ -909,18 +855,12 @@
         </w:rPr>
         <w:t xml:space="preserve"> (compare </w:t>
       </w:r>
-      <w:hyperlink r:id="rId22">
-        <w:r>
-          <w:rPr>
-            <w:lang w:val="en_US" w:bidi="en_US"/>
-          </w:rPr>
-          <w:rPr>
-            <w:color w:val="0000EE"/>
-            <w:u w:val="single"/>
-          </w:rPr>
-          <w:t>Exodus 3:14</w:t>
-        </w:r>
-      </w:hyperlink>
+      <w:r>
+        <w:rPr>
+          <w:lang w:val="en_US" w:bidi="en_US"/>
+        </w:rPr>
+        <w:t>Exodus 3:14</w:t>
+      </w:r>
       <w:r>
         <w:rPr>
           <w:lang w:val="en_US" w:bidi="en_US"/>
@@ -986,36 +926,24 @@
         </w:rPr>
         <w:t>: This promise of future population growth for God's people repeats the promise given to the patriarchs Abraham and Jacob (</w:t>
       </w:r>
-      <w:hyperlink r:id="rId23">
-        <w:r>
-          <w:rPr>
-            <w:lang w:val="en_US" w:bidi="en_US"/>
-          </w:rPr>
-          <w:rPr>
-            <w:color w:val="0000EE"/>
-            <w:u w:val="single"/>
-          </w:rPr>
-          <w:t>Genesis 22:17</w:t>
-        </w:r>
-      </w:hyperlink>
+      <w:r>
+        <w:rPr>
+          <w:lang w:val="en_US" w:bidi="en_US"/>
+        </w:rPr>
+        <w:t>Genesis 22:17</w:t>
+      </w:r>
       <w:r>
         <w:rPr>
           <w:lang w:val="en_US" w:bidi="en_US"/>
         </w:rPr>
         <w:t xml:space="preserve">; </w:t>
       </w:r>
-      <w:hyperlink r:id="rId24">
-        <w:r>
-          <w:rPr>
-            <w:lang w:val="en_US" w:bidi="en_US"/>
-          </w:rPr>
-          <w:rPr>
-            <w:color w:val="0000EE"/>
-            <w:u w:val="single"/>
-          </w:rPr>
-          <w:t>32:12</w:t>
-        </w:r>
-      </w:hyperlink>
+      <w:r>
+        <w:rPr>
+          <w:lang w:val="en_US" w:bidi="en_US"/>
+        </w:rPr>
+        <w:t>32:12</w:t>
+      </w:r>
       <w:r>
         <w:rPr>
           <w:lang w:val="en_US" w:bidi="en_US"/>
@@ -1047,18 +975,12 @@
         </w:rPr>
         <w:t>: This phrase is unique in the Old Testament, but Paul quoted it (</w:t>
       </w:r>
-      <w:hyperlink r:id="rId25">
-        <w:r>
-          <w:rPr>
-            <w:lang w:val="en_US" w:bidi="en_US"/>
-          </w:rPr>
-          <w:rPr>
-            <w:color w:val="0000EE"/>
-            <w:u w:val="single"/>
-          </w:rPr>
-          <w:t>Romans 9:26</w:t>
-        </w:r>
-      </w:hyperlink>
+      <w:r>
+        <w:rPr>
+          <w:lang w:val="en_US" w:bidi="en_US"/>
+        </w:rPr>
+        <w:t>Romans 9:26</w:t>
+      </w:r>
       <w:r>
         <w:rPr>
           <w:lang w:val="en_US" w:bidi="en_US"/>
@@ -1172,18 +1094,12 @@
         </w:rPr>
         <w:t xml:space="preserve">: For nearly 200 years, Israel and Judah were separate kingdoms due to political rivalry. When God restores his people, he will reunite these kingdoms under one leader, like in David's time. He will also end the curse of exile (see also </w:t>
       </w:r>
-      <w:hyperlink r:id="rId26">
-        <w:r>
-          <w:rPr>
-            <w:lang w:val="en_US" w:bidi="en_US"/>
-          </w:rPr>
-          <w:rPr>
-            <w:color w:val="0000EE"/>
-            <w:u w:val="single"/>
-          </w:rPr>
-          <w:t>Ezekiel 37:15–28</w:t>
-        </w:r>
-      </w:hyperlink>
+      <w:r>
+        <w:rPr>
+          <w:lang w:val="en_US" w:bidi="en_US"/>
+        </w:rPr>
+        <w:t>Ezekiel 37:15–28</w:t>
+      </w:r>
       <w:r>
         <w:rPr>
           <w:lang w:val="en_US" w:bidi="en_US"/>
@@ -1354,36 +1270,24 @@
         </w:rPr>
         <w:t xml:space="preserve">: At first glance, the Lord, like an upset husband, seems to be giving a divorce to his unfaithful wife, Israel (see </w:t>
       </w:r>
-      <w:hyperlink r:id="rId27">
-        <w:r>
-          <w:rPr>
-            <w:lang w:val="en_US" w:bidi="en_US"/>
-          </w:rPr>
-          <w:rPr>
-            <w:color w:val="0000EE"/>
-            <w:u w:val="single"/>
-          </w:rPr>
-          <w:t>Deuteronomy 24:1</w:t>
-        </w:r>
-      </w:hyperlink>
+      <w:r>
+        <w:rPr>
+          <w:lang w:val="en_US" w:bidi="en_US"/>
+        </w:rPr>
+        <w:t>Deuteronomy 24:1</w:t>
+      </w:r>
       <w:r>
         <w:rPr>
           <w:lang w:val="en_US" w:bidi="en_US"/>
         </w:rPr>
         <w:t>). However, as the passage continues, it becomes clear that God’s goal in this lawsuit is not divorce, but reconciliation (</w:t>
       </w:r>
-      <w:hyperlink r:id="rId28">
-        <w:r>
-          <w:rPr>
-            <w:lang w:val="en_US" w:bidi="en_US"/>
-          </w:rPr>
-          <w:rPr>
-            <w:color w:val="0000EE"/>
-            <w:u w:val="single"/>
-          </w:rPr>
-          <w:t>Hosea 2:14–23</w:t>
-        </w:r>
-      </w:hyperlink>
+      <w:r>
+        <w:rPr>
+          <w:lang w:val="en_US" w:bidi="en_US"/>
+        </w:rPr>
+        <w:t>Hosea 2:14–23</w:t>
+      </w:r>
       <w:r>
         <w:rPr>
           <w:lang w:val="en_US" w:bidi="en_US"/>
@@ -1404,54 +1308,36 @@
         </w:rPr>
         <w:t>God’s case against Israel aims to make Israel aware of her sin and offer her a chance to return to her true husband. The Lord’s desire for reconciliation with Israel is surprising because the law required the death penalty for an unfaithful spouse (</w:t>
       </w:r>
-      <w:hyperlink r:id="rId29">
-        <w:r>
-          <w:rPr>
-            <w:lang w:val="en_US" w:bidi="en_US"/>
-          </w:rPr>
-          <w:rPr>
-            <w:color w:val="0000EE"/>
-            <w:u w:val="single"/>
-          </w:rPr>
-          <w:t>Deuteronomy 22:22</w:t>
-        </w:r>
-      </w:hyperlink>
+      <w:r>
+        <w:rPr>
+          <w:lang w:val="en_US" w:bidi="en_US"/>
+        </w:rPr>
+        <w:t>Deuteronomy 22:22</w:t>
+      </w:r>
       <w:r>
         <w:rPr>
           <w:lang w:val="en_US" w:bidi="en_US"/>
         </w:rPr>
         <w:t xml:space="preserve">; see also </w:t>
       </w:r>
-      <w:hyperlink r:id="rId30">
-        <w:r>
-          <w:rPr>
-            <w:lang w:val="en_US" w:bidi="en_US"/>
-          </w:rPr>
-          <w:rPr>
-            <w:color w:val="0000EE"/>
-            <w:u w:val="single"/>
-          </w:rPr>
-          <w:t>Genesis 38:24</w:t>
-        </w:r>
-      </w:hyperlink>
+      <w:r>
+        <w:rPr>
+          <w:lang w:val="en_US" w:bidi="en_US"/>
+        </w:rPr>
+        <w:t>Genesis 38:24</w:t>
+      </w:r>
       <w:r>
         <w:rPr>
           <w:lang w:val="en_US" w:bidi="en_US"/>
         </w:rPr>
         <w:t xml:space="preserve">; </w:t>
       </w:r>
-      <w:hyperlink r:id="rId31">
-        <w:r>
-          <w:rPr>
-            <w:lang w:val="en_US" w:bidi="en_US"/>
-          </w:rPr>
-          <w:rPr>
-            <w:color w:val="0000EE"/>
-            <w:u w:val="single"/>
-          </w:rPr>
-          <w:t>Leviticus 21:9</w:t>
-        </w:r>
-      </w:hyperlink>
+      <w:r>
+        <w:rPr>
+          <w:lang w:val="en_US" w:bidi="en_US"/>
+        </w:rPr>
+        <w:t>Leviticus 21:9</w:t>
+      </w:r>
       <w:r>
         <w:rPr>
           <w:lang w:val="en_US" w:bidi="en_US"/>
@@ -1506,36 +1392,24 @@
         </w:rPr>
         <w:t xml:space="preserve">The Lord warns unfaithful Israel that unless she repents and returns to her covenant partner, he will expose her nakedness (see also </w:t>
       </w:r>
-      <w:hyperlink r:id="rId32">
-        <w:r>
-          <w:rPr>
-            <w:lang w:val="en_US" w:bidi="en_US"/>
-          </w:rPr>
-          <w:rPr>
-            <w:color w:val="0000EE"/>
-            <w:u w:val="single"/>
-          </w:rPr>
-          <w:t>Hosea 2:10</w:t>
-        </w:r>
-      </w:hyperlink>
+      <w:r>
+        <w:rPr>
+          <w:lang w:val="en_US" w:bidi="en_US"/>
+        </w:rPr>
+        <w:t>Hosea 2:10</w:t>
+      </w:r>
       <w:r>
         <w:rPr>
           <w:lang w:val="en_US" w:bidi="en_US"/>
         </w:rPr>
         <w:t>). Ezekiel also uses this image of judgment and shame (</w:t>
       </w:r>
-      <w:hyperlink r:id="rId33">
-        <w:r>
-          <w:rPr>
-            <w:lang w:val="en_US" w:bidi="en_US"/>
-          </w:rPr>
-          <w:rPr>
-            <w:color w:val="0000EE"/>
-            <w:u w:val="single"/>
-          </w:rPr>
-          <w:t>Ezekiel 16:36–37</w:t>
-        </w:r>
-      </w:hyperlink>
+      <w:r>
+        <w:rPr>
+          <w:lang w:val="en_US" w:bidi="en_US"/>
+        </w:rPr>
+        <w:t>Ezekiel 16:36–37</w:t>
+      </w:r>
       <w:r>
         <w:rPr>
           <w:lang w:val="en_US" w:bidi="en_US"/>
@@ -1671,54 +1545,36 @@
         </w:rPr>
         <w:t xml:space="preserve">: The initial Hebrew word of </w:t>
       </w:r>
-      <w:hyperlink r:id="rId34">
-        <w:r>
-          <w:rPr>
-            <w:lang w:val="en_US" w:bidi="en_US"/>
-          </w:rPr>
-          <w:rPr>
-            <w:color w:val="0000EE"/>
-            <w:u w:val="single"/>
-          </w:rPr>
-          <w:t>Hosea 2:6</w:t>
-        </w:r>
-      </w:hyperlink>
+      <w:r>
+        <w:rPr>
+          <w:lang w:val="en_US" w:bidi="en_US"/>
+        </w:rPr>
+        <w:t>Hosea 2:6</w:t>
+      </w:r>
       <w:r>
         <w:rPr>
           <w:lang w:val="en_US" w:bidi="en_US"/>
         </w:rPr>
         <w:t xml:space="preserve"> (also of </w:t>
       </w:r>
-      <w:hyperlink r:id="rId35">
-        <w:r>
-          <w:rPr>
-            <w:lang w:val="en_US" w:bidi="en_US"/>
-          </w:rPr>
-          <w:rPr>
-            <w:color w:val="0000EE"/>
-            <w:u w:val="single"/>
-          </w:rPr>
-          <w:t>2:9</w:t>
-        </w:r>
-      </w:hyperlink>
+      <w:r>
+        <w:rPr>
+          <w:lang w:val="en_US" w:bidi="en_US"/>
+        </w:rPr>
+        <w:t>2:9</w:t>
+      </w:r>
       <w:r>
         <w:rPr>
           <w:lang w:val="en_US" w:bidi="en_US"/>
         </w:rPr>
         <w:t xml:space="preserve"> and </w:t>
       </w:r>
-      <w:hyperlink r:id="rId36">
-        <w:r>
-          <w:rPr>
-            <w:lang w:val="en_US" w:bidi="en_US"/>
-          </w:rPr>
-          <w:rPr>
-            <w:color w:val="0000EE"/>
-            <w:u w:val="single"/>
-          </w:rPr>
-          <w:t>2:14</w:t>
-        </w:r>
-      </w:hyperlink>
+      <w:r>
+        <w:rPr>
+          <w:lang w:val="en_US" w:bidi="en_US"/>
+        </w:rPr>
+        <w:t>2:14</w:t>
+      </w:r>
       <w:r>
         <w:rPr>
           <w:lang w:val="en_US" w:bidi="en_US"/>
@@ -1854,18 +1710,12 @@
         </w:rPr>
         <w:t>God's first judgment (</w:t>
       </w:r>
-      <w:hyperlink r:id="rId37">
-        <w:r>
-          <w:rPr>
-            <w:lang w:val="en_US" w:bidi="en_US"/>
-          </w:rPr>
-          <w:rPr>
-            <w:color w:val="0000EE"/>
-            <w:u w:val="single"/>
-          </w:rPr>
-          <w:t>Hosea 2:6–7</w:t>
-        </w:r>
-      </w:hyperlink>
+      <w:r>
+        <w:rPr>
+          <w:lang w:val="en_US" w:bidi="en_US"/>
+        </w:rPr>
+        <w:t>Hosea 2:6–7</w:t>
+      </w:r>
       <w:r>
         <w:rPr>
           <w:lang w:val="en_US" w:bidi="en_US"/>
@@ -1920,72 +1770,48 @@
         </w:rPr>
         <w:t>From the context (</w:t>
       </w:r>
-      <w:hyperlink r:id="rId38">
-        <w:r>
-          <w:rPr>
-            <w:lang w:val="en_US" w:bidi="en_US"/>
-          </w:rPr>
-          <w:rPr>
-            <w:color w:val="0000EE"/>
-            <w:u w:val="single"/>
-          </w:rPr>
-          <w:t>Hosea 2:13</w:t>
-        </w:r>
-      </w:hyperlink>
+      <w:r>
+        <w:rPr>
+          <w:lang w:val="en_US" w:bidi="en_US"/>
+        </w:rPr>
+        <w:t>Hosea 2:13</w:t>
+      </w:r>
       <w:r>
         <w:rPr>
           <w:lang w:val="en_US" w:bidi="en_US"/>
         </w:rPr>
         <w:t xml:space="preserve">, </w:t>
       </w:r>
-      <w:hyperlink r:id="rId39">
-        <w:r>
-          <w:rPr>
-            <w:lang w:val="en_US" w:bidi="en_US"/>
-          </w:rPr>
-          <w:rPr>
-            <w:color w:val="0000EE"/>
-            <w:u w:val="single"/>
-          </w:rPr>
-          <w:t>16–17</w:t>
-        </w:r>
-      </w:hyperlink>
+      <w:r>
+        <w:rPr>
+          <w:lang w:val="en_US" w:bidi="en_US"/>
+        </w:rPr>
+        <w:t>16–17</w:t>
+      </w:r>
       <w:r>
         <w:rPr>
           <w:lang w:val="en_US" w:bidi="en_US"/>
         </w:rPr>
         <w:t xml:space="preserve">), and similar passages in </w:t>
       </w:r>
-      <w:hyperlink r:id="rId40">
-        <w:r>
-          <w:rPr>
-            <w:lang w:val="en_US" w:bidi="en_US"/>
-          </w:rPr>
-          <w:rPr>
-            <w:color w:val="0000EE"/>
-            <w:u w:val="single"/>
-          </w:rPr>
-          <w:t>Isaiah 1:12–17</w:t>
-        </w:r>
-      </w:hyperlink>
+      <w:r>
+        <w:rPr>
+          <w:lang w:val="en_US" w:bidi="en_US"/>
+        </w:rPr>
+        <w:t>Isaiah 1:12–17</w:t>
+      </w:r>
       <w:r>
         <w:rPr>
           <w:lang w:val="en_US" w:bidi="en_US"/>
         </w:rPr>
         <w:t xml:space="preserve"> and </w:t>
       </w:r>
-      <w:hyperlink r:id="rId41">
-        <w:r>
-          <w:rPr>
-            <w:lang w:val="en_US" w:bidi="en_US"/>
-          </w:rPr>
-          <w:rPr>
-            <w:color w:val="0000EE"/>
-            <w:u w:val="single"/>
-          </w:rPr>
-          <w:t>Amos 5:21–24</w:t>
-        </w:r>
-      </w:hyperlink>
+      <w:r>
+        <w:rPr>
+          <w:lang w:val="en_US" w:bidi="en_US"/>
+        </w:rPr>
+        <w:t>Amos 5:21–24</w:t>
+      </w:r>
       <w:r>
         <w:rPr>
           <w:lang w:val="en_US" w:bidi="en_US"/>
@@ -2066,54 +1892,36 @@
         </w:rPr>
         <w:t xml:space="preserve"> means not knowing the Lord (see </w:t>
       </w:r>
-      <w:hyperlink r:id="rId42">
-        <w:r>
-          <w:rPr>
-            <w:lang w:val="en_US" w:bidi="en_US"/>
-          </w:rPr>
-          <w:rPr>
-            <w:color w:val="0000EE"/>
-            <w:u w:val="single"/>
-          </w:rPr>
-          <w:t>Hosea 8:14</w:t>
-        </w:r>
-      </w:hyperlink>
+      <w:r>
+        <w:rPr>
+          <w:lang w:val="en_US" w:bidi="en_US"/>
+        </w:rPr>
+        <w:t>Hosea 8:14</w:t>
+      </w:r>
       <w:r>
         <w:rPr>
           <w:lang w:val="en_US" w:bidi="en_US"/>
         </w:rPr>
         <w:t xml:space="preserve">; </w:t>
       </w:r>
-      <w:hyperlink r:id="rId43">
-        <w:r>
-          <w:rPr>
-            <w:lang w:val="en_US" w:bidi="en_US"/>
-          </w:rPr>
-          <w:rPr>
-            <w:color w:val="0000EE"/>
-            <w:u w:val="single"/>
-          </w:rPr>
-          <w:t>13:6</w:t>
-        </w:r>
-      </w:hyperlink>
+      <w:r>
+        <w:rPr>
+          <w:lang w:val="en_US" w:bidi="en_US"/>
+        </w:rPr>
+        <w:t>13:6</w:t>
+      </w:r>
       <w:r>
         <w:rPr>
           <w:lang w:val="en_US" w:bidi="en_US"/>
         </w:rPr>
         <w:t xml:space="preserve">; </w:t>
       </w:r>
-      <w:hyperlink r:id="rId44">
-        <w:r>
-          <w:rPr>
-            <w:lang w:val="en_US" w:bidi="en_US"/>
-          </w:rPr>
-          <w:rPr>
-            <w:color w:val="0000EE"/>
-            <w:u w:val="single"/>
-          </w:rPr>
-          <w:t>Job 8:12–13</w:t>
-        </w:r>
-      </w:hyperlink>
+      <w:r>
+        <w:rPr>
+          <w:lang w:val="en_US" w:bidi="en_US"/>
+        </w:rPr>
+        <w:t>Job 8:12–13</w:t>
+      </w:r>
       <w:r>
         <w:rPr>
           <w:lang w:val="en_US" w:bidi="en_US"/>
@@ -2172,18 +1980,12 @@
         </w:rPr>
         <w:t xml:space="preserve">The third judgment (see note on </w:t>
       </w:r>
-      <w:hyperlink r:id="rId37">
-        <w:r>
-          <w:rPr>
-            <w:lang w:val="en_US" w:bidi="en_US"/>
-          </w:rPr>
-          <w:rPr>
-            <w:color w:val="0000EE"/>
-            <w:u w:val="single"/>
-          </w:rPr>
-          <w:t>Hosea 2:6–7</w:t>
-        </w:r>
-      </w:hyperlink>
+      <w:r>
+        <w:rPr>
+          <w:lang w:val="en_US" w:bidi="en_US"/>
+        </w:rPr>
+        <w:t>Hosea 2:6–7</w:t>
+      </w:r>
       <w:r>
         <w:rPr>
           <w:lang w:val="en_US" w:bidi="en_US"/>
@@ -2208,36 +2010,24 @@
         </w:rPr>
         <w:t>The Valley of Achor was where Israel first disobeyed after entering the promised land (</w:t>
       </w:r>
-      <w:hyperlink r:id="rId45">
-        <w:r>
-          <w:rPr>
-            <w:lang w:val="en_US" w:bidi="en_US"/>
-          </w:rPr>
-          <w:rPr>
-            <w:color w:val="0000EE"/>
-            <w:u w:val="single"/>
-          </w:rPr>
-          <w:t>Joshua 7:24–26</w:t>
-        </w:r>
-      </w:hyperlink>
+      <w:r>
+        <w:rPr>
+          <w:lang w:val="en_US" w:bidi="en_US"/>
+        </w:rPr>
+        <w:t>Joshua 7:24–26</w:t>
+      </w:r>
       <w:r>
         <w:rPr>
           <w:lang w:val="en_US" w:bidi="en_US"/>
         </w:rPr>
         <w:t>). The Lord had the will and power to give Israel a new start after their sin and trouble (</w:t>
       </w:r>
-      <w:hyperlink r:id="rId46">
-        <w:r>
-          <w:rPr>
-            <w:lang w:val="en_US" w:bidi="en_US"/>
-          </w:rPr>
-          <w:rPr>
-            <w:color w:val="0000EE"/>
-            <w:u w:val="single"/>
-          </w:rPr>
-          <w:t>Joshua 8:1–22</w:t>
-        </w:r>
-      </w:hyperlink>
+      <w:r>
+        <w:rPr>
+          <w:lang w:val="en_US" w:bidi="en_US"/>
+        </w:rPr>
+        <w:t>Joshua 8:1–22</w:t>
+      </w:r>
       <w:r>
         <w:rPr>
           <w:lang w:val="en_US" w:bidi="en_US"/>
@@ -2303,54 +2093,36 @@
         </w:rPr>
         <w:t xml:space="preserve">: This phrase is important in the prophets. It refers to the coming day of the Lord (see </w:t>
       </w:r>
-      <w:hyperlink r:id="rId47">
-        <w:r>
-          <w:rPr>
-            <w:lang w:val="en_US" w:bidi="en_US"/>
-          </w:rPr>
-          <w:rPr>
-            <w:color w:val="0000EE"/>
-            <w:u w:val="single"/>
-          </w:rPr>
-          <w:t>Joel 1:15</w:t>
-        </w:r>
-      </w:hyperlink>
+      <w:r>
+        <w:rPr>
+          <w:lang w:val="en_US" w:bidi="en_US"/>
+        </w:rPr>
+        <w:t>Joel 1:15</w:t>
+      </w:r>
       <w:r>
         <w:rPr>
           <w:lang w:val="en_US" w:bidi="en_US"/>
         </w:rPr>
         <w:t xml:space="preserve">; </w:t>
       </w:r>
-      <w:hyperlink r:id="rId48">
-        <w:r>
-          <w:rPr>
-            <w:lang w:val="en_US" w:bidi="en_US"/>
-          </w:rPr>
-          <w:rPr>
-            <w:color w:val="0000EE"/>
-            <w:u w:val="single"/>
-          </w:rPr>
-          <w:t>2:1</w:t>
-        </w:r>
-      </w:hyperlink>
+      <w:r>
+        <w:rPr>
+          <w:lang w:val="en_US" w:bidi="en_US"/>
+        </w:rPr>
+        <w:t>2:1</w:t>
+      </w:r>
       <w:r>
         <w:rPr>
           <w:lang w:val="en_US" w:bidi="en_US"/>
         </w:rPr>
         <w:t xml:space="preserve">; </w:t>
       </w:r>
-      <w:hyperlink r:id="rId49">
-        <w:r>
-          <w:rPr>
-            <w:lang w:val="en_US" w:bidi="en_US"/>
-          </w:rPr>
-          <w:rPr>
-            <w:color w:val="0000EE"/>
-            <w:u w:val="single"/>
-          </w:rPr>
-          <w:t>Amos 5:18</w:t>
-        </w:r>
-      </w:hyperlink>
+      <w:r>
+        <w:rPr>
+          <w:lang w:val="en_US" w:bidi="en_US"/>
+        </w:rPr>
+        <w:t>Amos 5:18</w:t>
+      </w:r>
       <w:r>
         <w:rPr>
           <w:lang w:val="en_US" w:bidi="en_US"/>
@@ -2395,18 +2167,12 @@
         </w:rPr>
         <w:t>), which suggests subservience and was also the name of the main Canaanite fertility god. Instead, she will call the Lord “husband,” implying partnership and companionship (</w:t>
       </w:r>
-      <w:hyperlink r:id="rId50">
-        <w:r>
-          <w:rPr>
-            <w:lang w:val="en_US" w:bidi="en_US"/>
-          </w:rPr>
-          <w:rPr>
-            <w:color w:val="0000EE"/>
-            <w:u w:val="single"/>
-          </w:rPr>
-          <w:t>Genesis 2:23–24</w:t>
-        </w:r>
-      </w:hyperlink>
+      <w:r>
+        <w:rPr>
+          <w:lang w:val="en_US" w:bidi="en_US"/>
+        </w:rPr>
+        <w:t>Genesis 2:23–24</w:t>
+      </w:r>
       <w:r>
         <w:rPr>
           <w:lang w:val="en_US" w:bidi="en_US"/>
@@ -2699,18 +2465,12 @@
         </w:rPr>
         <w:t xml:space="preserve">As a result, the Lord said, Israel will finally know me (compare </w:t>
       </w:r>
-      <w:hyperlink r:id="rId38">
-        <w:r>
-          <w:rPr>
-            <w:lang w:val="en_US" w:bidi="en_US"/>
-          </w:rPr>
-          <w:rPr>
-            <w:color w:val="0000EE"/>
-            <w:u w:val="single"/>
-          </w:rPr>
-          <w:t>Hosea 2:13</w:t>
-        </w:r>
-      </w:hyperlink>
+      <w:r>
+        <w:rPr>
+          <w:lang w:val="en_US" w:bidi="en_US"/>
+        </w:rPr>
+        <w:t>Hosea 2:13</w:t>
+      </w:r>
       <w:r>
         <w:rPr>
           <w:lang w:val="en_US" w:bidi="en_US"/>
@@ -2765,18 +2525,12 @@
         </w:rPr>
         <w:t>Unfaithful Israel believed her food and clothing came from her lovers, the Baals (</w:t>
       </w:r>
-      <w:hyperlink r:id="rId51">
-        <w:r>
-          <w:rPr>
-            <w:lang w:val="en_US" w:bidi="en_US"/>
-          </w:rPr>
-          <w:rPr>
-            <w:color w:val="0000EE"/>
-            <w:u w:val="single"/>
-          </w:rPr>
-          <w:t>Hosea 2:5</w:t>
-        </w:r>
-      </w:hyperlink>
+      <w:r>
+        <w:rPr>
+          <w:lang w:val="en_US" w:bidi="en_US"/>
+        </w:rPr>
+        <w:t>Hosea 2:5</w:t>
+      </w:r>
       <w:r>
         <w:rPr>
           <w:lang w:val="en_US" w:bidi="en_US"/>
@@ -2831,18 +2585,12 @@
         </w:rPr>
         <w:t>As God promised (</w:t>
       </w:r>
-      <w:hyperlink r:id="rId52">
-        <w:r>
-          <w:rPr>
-            <w:lang w:val="en_US" w:bidi="en_US"/>
-          </w:rPr>
-          <w:rPr>
-            <w:color w:val="0000EE"/>
-            <w:u w:val="single"/>
-          </w:rPr>
-          <w:t>Hosea 2:1</w:t>
-        </w:r>
-      </w:hyperlink>
+      <w:r>
+        <w:rPr>
+          <w:lang w:val="en_US" w:bidi="en_US"/>
+        </w:rPr>
+        <w:t>Hosea 2:1</w:t>
+      </w:r>
       <w:r>
         <w:rPr>
           <w:lang w:val="en_US" w:bidi="en_US"/>
@@ -3052,36 +2800,24 @@
         </w:rPr>
         <w:t xml:space="preserve">: The Bible does not explain why the prophet had to buy his wife. Many believe that the unfaithful Gomer fell into debt and became a slave. The low price Hosea paid suggests that Gomer was seen as a low-value slave (see </w:t>
       </w:r>
-      <w:hyperlink r:id="rId53">
-        <w:r>
-          <w:rPr>
-            <w:lang w:val="en_US" w:bidi="en_US"/>
-          </w:rPr>
-          <w:rPr>
-            <w:color w:val="0000EE"/>
-            <w:u w:val="single"/>
-          </w:rPr>
-          <w:t>Exodus 21:32</w:t>
-        </w:r>
-      </w:hyperlink>
+      <w:r>
+        <w:rPr>
+          <w:lang w:val="en_US" w:bidi="en_US"/>
+        </w:rPr>
+        <w:t>Exodus 21:32</w:t>
+      </w:r>
       <w:r>
         <w:rPr>
           <w:lang w:val="en_US" w:bidi="en_US"/>
         </w:rPr>
         <w:t xml:space="preserve">; </w:t>
       </w:r>
-      <w:hyperlink r:id="rId54">
-        <w:r>
-          <w:rPr>
-            <w:lang w:val="en_US" w:bidi="en_US"/>
-          </w:rPr>
-          <w:rPr>
-            <w:color w:val="0000EE"/>
-            <w:u w:val="single"/>
-          </w:rPr>
-          <w:t>Leviticus 27:4</w:t>
-        </w:r>
-      </w:hyperlink>
+      <w:r>
+        <w:rPr>
+          <w:lang w:val="en_US" w:bidi="en_US"/>
+        </w:rPr>
+        <w:t>Leviticus 27:4</w:t>
+      </w:r>
       <w:r>
         <w:rPr>
           <w:lang w:val="en_US" w:bidi="en_US"/>
@@ -3245,36 +2981,24 @@
         </w:rPr>
         <w:t xml:space="preserve"> Hosea delivered a divine accusation against Israel for breaking their agreement with the Lord (see also </w:t>
       </w:r>
-      <w:hyperlink r:id="rId55">
-        <w:r>
-          <w:rPr>
-            <w:lang w:val="en_US" w:bidi="en_US"/>
-          </w:rPr>
-          <w:rPr>
-            <w:color w:val="0000EE"/>
-            <w:u w:val="single"/>
-          </w:rPr>
-          <w:t>Isaiah 3:13</w:t>
-        </w:r>
-      </w:hyperlink>
+      <w:r>
+        <w:rPr>
+          <w:lang w:val="en_US" w:bidi="en_US"/>
+        </w:rPr>
+        <w:t>Isaiah 3:13</w:t>
+      </w:r>
       <w:r>
         <w:rPr>
           <w:lang w:val="en_US" w:bidi="en_US"/>
         </w:rPr>
         <w:t xml:space="preserve">; </w:t>
       </w:r>
-      <w:hyperlink r:id="rId56">
-        <w:r>
-          <w:rPr>
-            <w:lang w:val="en_US" w:bidi="en_US"/>
-          </w:rPr>
-          <w:rPr>
-            <w:color w:val="0000EE"/>
-            <w:u w:val="single"/>
-          </w:rPr>
-          <w:t>Micah 6:2</w:t>
-        </w:r>
-      </w:hyperlink>
+      <w:r>
+        <w:rPr>
+          <w:lang w:val="en_US" w:bidi="en_US"/>
+        </w:rPr>
+        <w:t>Micah 6:2</w:t>
+      </w:r>
       <w:r>
         <w:rPr>
           <w:lang w:val="en_US" w:bidi="en_US"/>
@@ -3405,36 +3129,24 @@
         </w:rPr>
         <w:t>The prophet also accused the Israelites of committing sins. These crimes are all forbidden in the Ten Commandments (</w:t>
       </w:r>
-      <w:hyperlink r:id="rId57">
-        <w:r>
-          <w:rPr>
-            <w:lang w:val="en_US" w:bidi="en_US"/>
-          </w:rPr>
-          <w:rPr>
-            <w:color w:val="0000EE"/>
-            <w:u w:val="single"/>
-          </w:rPr>
-          <w:t>Exodus 20:3–17</w:t>
-        </w:r>
-      </w:hyperlink>
+      <w:r>
+        <w:rPr>
+          <w:lang w:val="en_US" w:bidi="en_US"/>
+        </w:rPr>
+        <w:t>Exodus 20:3–17</w:t>
+      </w:r>
       <w:r>
         <w:rPr>
           <w:lang w:val="en_US" w:bidi="en_US"/>
         </w:rPr>
         <w:t xml:space="preserve">; </w:t>
       </w:r>
-      <w:hyperlink r:id="rId58">
-        <w:r>
-          <w:rPr>
-            <w:lang w:val="en_US" w:bidi="en_US"/>
-          </w:rPr>
-          <w:rPr>
-            <w:color w:val="0000EE"/>
-            <w:u w:val="single"/>
-          </w:rPr>
-          <w:t>Deuteronomy 5:7–21</w:t>
-        </w:r>
-      </w:hyperlink>
+      <w:r>
+        <w:rPr>
+          <w:lang w:val="en_US" w:bidi="en_US"/>
+        </w:rPr>
+        <w:t>Deuteronomy 5:7–21</w:t>
+      </w:r>
       <w:r>
         <w:rPr>
           <w:lang w:val="en_US" w:bidi="en_US"/>
@@ -3786,54 +3498,36 @@
         </w:rPr>
         <w:t xml:space="preserve"> For thousands of years, people have worshiped natural objects like wood and stones, thinking they held spirits and gods (</w:t>
       </w:r>
-      <w:hyperlink r:id="rId59">
-        <w:r>
-          <w:rPr>
-            <w:lang w:val="en_US" w:bidi="en_US"/>
-          </w:rPr>
-          <w:rPr>
-            <w:color w:val="0000EE"/>
-            <w:u w:val="single"/>
-          </w:rPr>
-          <w:t>Jeremiah 2:27</w:t>
-        </w:r>
-      </w:hyperlink>
+      <w:r>
+        <w:rPr>
+          <w:lang w:val="en_US" w:bidi="en_US"/>
+        </w:rPr>
+        <w:t>Jeremiah 2:27</w:t>
+      </w:r>
       <w:r>
         <w:rPr>
           <w:lang w:val="en_US" w:bidi="en_US"/>
         </w:rPr>
         <w:t>). Biblical religion completely rejects these practices and beliefs (</w:t>
       </w:r>
-      <w:hyperlink r:id="rId60">
-        <w:r>
-          <w:rPr>
-            <w:lang w:val="en_US" w:bidi="en_US"/>
-          </w:rPr>
-          <w:rPr>
-            <w:color w:val="0000EE"/>
-            <w:u w:val="single"/>
-          </w:rPr>
-          <w:t>Exodus 20:4–5</w:t>
-        </w:r>
-      </w:hyperlink>
+      <w:r>
+        <w:rPr>
+          <w:lang w:val="en_US" w:bidi="en_US"/>
+        </w:rPr>
+        <w:t>Exodus 20:4–5</w:t>
+      </w:r>
       <w:r>
         <w:rPr>
           <w:lang w:val="en_US" w:bidi="en_US"/>
         </w:rPr>
         <w:t xml:space="preserve">; </w:t>
       </w:r>
-      <w:hyperlink r:id="rId61">
-        <w:r>
-          <w:rPr>
-            <w:lang w:val="en_US" w:bidi="en_US"/>
-          </w:rPr>
-          <w:rPr>
-            <w:color w:val="0000EE"/>
-            <w:u w:val="single"/>
-          </w:rPr>
-          <w:t>Isaiah 44:19</w:t>
-        </w:r>
-      </w:hyperlink>
+      <w:r>
+        <w:rPr>
+          <w:lang w:val="en_US" w:bidi="en_US"/>
+        </w:rPr>
+        <w:t>Isaiah 44:19</w:t>
+      </w:r>
       <w:r>
         <w:rPr>
           <w:lang w:val="en_US" w:bidi="en_US"/>
@@ -3892,36 +3586,24 @@
         </w:rPr>
         <w:t>Many Canaanite religious rituals took place on mountaintops and hills. On these pagan "high places," sacred trees were often used in fertility worship (</w:t>
       </w:r>
-      <w:hyperlink r:id="rId62">
-        <w:r>
-          <w:rPr>
-            <w:lang w:val="en_US" w:bidi="en_US"/>
-          </w:rPr>
-          <w:rPr>
-            <w:color w:val="0000EE"/>
-            <w:u w:val="single"/>
-          </w:rPr>
-          <w:t>1 Kings 14:23</w:t>
-        </w:r>
-      </w:hyperlink>
+      <w:r>
+        <w:rPr>
+          <w:lang w:val="en_US" w:bidi="en_US"/>
+        </w:rPr>
+        <w:t>1 Kings 14:23</w:t>
+      </w:r>
       <w:r>
         <w:rPr>
           <w:lang w:val="en_US" w:bidi="en_US"/>
         </w:rPr>
         <w:t xml:space="preserve">; </w:t>
       </w:r>
-      <w:hyperlink r:id="rId63">
-        <w:r>
-          <w:rPr>
-            <w:lang w:val="en_US" w:bidi="en_US"/>
-          </w:rPr>
-          <w:rPr>
-            <w:color w:val="0000EE"/>
-            <w:u w:val="single"/>
-          </w:rPr>
-          <w:t>Jeremiah 2:20</w:t>
-        </w:r>
-      </w:hyperlink>
+      <w:r>
+        <w:rPr>
+          <w:lang w:val="en_US" w:bidi="en_US"/>
+        </w:rPr>
+        <w:t>Jeremiah 2:20</w:t>
+      </w:r>
       <w:r>
         <w:rPr>
           <w:lang w:val="en_US" w:bidi="en_US"/>
@@ -4023,18 +3705,12 @@
         </w:rPr>
         <w:t>: The Hebrew word refers to female prostitutes dedicated to serving Baal and Asherah in Baal's temples (</w:t>
       </w:r>
-      <w:hyperlink r:id="rId64">
-        <w:r>
-          <w:rPr>
-            <w:lang w:val="en_US" w:bidi="en_US"/>
-          </w:rPr>
-          <w:rPr>
-            <w:color w:val="0000EE"/>
-            <w:u w:val="single"/>
-          </w:rPr>
-          <w:t>Deuteronomy 23:18</w:t>
-        </w:r>
-      </w:hyperlink>
+      <w:r>
+        <w:rPr>
+          <w:lang w:val="en_US" w:bidi="en_US"/>
+        </w:rPr>
+        <w:t>Deuteronomy 23:18</w:t>
+      </w:r>
       <w:r>
         <w:rPr>
           <w:lang w:val="en_US" w:bidi="en_US"/>
@@ -4089,54 +3765,36 @@
         </w:rPr>
         <w:t xml:space="preserve">Beth-aven refers to the wicked acts happening at Bethel, the main worship center in northern Israel (see </w:t>
       </w:r>
-      <w:hyperlink r:id="rId65">
-        <w:r>
-          <w:rPr>
-            <w:lang w:val="en_US" w:bidi="en_US"/>
-          </w:rPr>
-          <w:rPr>
-            <w:color w:val="0000EE"/>
-            <w:u w:val="single"/>
-          </w:rPr>
-          <w:t>Amos 7:13</w:t>
-        </w:r>
-      </w:hyperlink>
+      <w:r>
+        <w:rPr>
+          <w:lang w:val="en_US" w:bidi="en_US"/>
+        </w:rPr>
+        <w:t>Amos 7:13</w:t>
+      </w:r>
       <w:r>
         <w:rPr>
           <w:lang w:val="en_US" w:bidi="en_US"/>
         </w:rPr>
         <w:t xml:space="preserve">; compare </w:t>
       </w:r>
-      <w:hyperlink r:id="rId66">
-        <w:r>
-          <w:rPr>
-            <w:lang w:val="en_US" w:bidi="en_US"/>
-          </w:rPr>
-          <w:rPr>
-            <w:color w:val="0000EE"/>
-            <w:u w:val="single"/>
-          </w:rPr>
-          <w:t>Hosea 5:8</w:t>
-        </w:r>
-      </w:hyperlink>
+      <w:r>
+        <w:rPr>
+          <w:lang w:val="en_US" w:bidi="en_US"/>
+        </w:rPr>
+        <w:t>Hosea 5:8</w:t>
+      </w:r>
       <w:r>
         <w:rPr>
           <w:lang w:val="en_US" w:bidi="en_US"/>
         </w:rPr>
         <w:t xml:space="preserve">; </w:t>
       </w:r>
-      <w:hyperlink r:id="rId67">
-        <w:r>
-          <w:rPr>
-            <w:lang w:val="en_US" w:bidi="en_US"/>
-          </w:rPr>
-          <w:rPr>
-            <w:color w:val="0000EE"/>
-            <w:u w:val="single"/>
-          </w:rPr>
-          <w:t>10:5</w:t>
-        </w:r>
-      </w:hyperlink>
+      <w:r>
+        <w:rPr>
+          <w:lang w:val="en_US" w:bidi="en_US"/>
+        </w:rPr>
+        <w:t>10:5</w:t>
+      </w:r>
       <w:r>
         <w:rPr>
           <w:lang w:val="en_US" w:bidi="en_US"/>
@@ -4349,54 +4007,36 @@
         </w:rPr>
         <w:t xml:space="preserve"> often appears in the first five books of the Bible to describe ritual uncleanness. This physical condition prevented a person from worshiping God in the temple (</w:t>
       </w:r>
-      <w:hyperlink r:id="rId68">
-        <w:r>
-          <w:rPr>
-            <w:lang w:val="en_US" w:bidi="en_US"/>
-          </w:rPr>
-          <w:rPr>
-            <w:color w:val="0000EE"/>
-            <w:u w:val="single"/>
-          </w:rPr>
-          <w:t>Leviticus 11–15</w:t>
-        </w:r>
-      </w:hyperlink>
+      <w:r>
+        <w:rPr>
+          <w:lang w:val="en_US" w:bidi="en_US"/>
+        </w:rPr>
+        <w:t>Leviticus 11–15</w:t>
+      </w:r>
       <w:r>
         <w:rPr>
           <w:lang w:val="en_US" w:bidi="en_US"/>
         </w:rPr>
         <w:t>). The prophets used this idea as a metaphor for Israel’s moral uncleanness due to her idolatry (</w:t>
       </w:r>
-      <w:hyperlink r:id="rId69">
-        <w:r>
-          <w:rPr>
-            <w:lang w:val="en_US" w:bidi="en_US"/>
-          </w:rPr>
-          <w:rPr>
-            <w:color w:val="0000EE"/>
-            <w:u w:val="single"/>
-          </w:rPr>
-          <w:t>Isaiah 6:5</w:t>
-        </w:r>
-      </w:hyperlink>
+      <w:r>
+        <w:rPr>
+          <w:lang w:val="en_US" w:bidi="en_US"/>
+        </w:rPr>
+        <w:t>Isaiah 6:5</w:t>
+      </w:r>
       <w:r>
         <w:rPr>
           <w:lang w:val="en_US" w:bidi="en_US"/>
         </w:rPr>
         <w:t xml:space="preserve">; </w:t>
       </w:r>
-      <w:hyperlink r:id="rId70">
-        <w:r>
-          <w:rPr>
-            <w:lang w:val="en_US" w:bidi="en_US"/>
-          </w:rPr>
-          <w:rPr>
-            <w:color w:val="0000EE"/>
-            <w:u w:val="single"/>
-          </w:rPr>
-          <w:t>Micah 2:10</w:t>
-        </w:r>
-      </w:hyperlink>
+      <w:r>
+        <w:rPr>
+          <w:lang w:val="en_US" w:bidi="en_US"/>
+        </w:rPr>
+        <w:t>Micah 2:10</w:t>
+      </w:r>
       <w:r>
         <w:rPr>
           <w:lang w:val="en_US" w:bidi="en_US"/>
@@ -4653,54 +4293,36 @@
         </w:rPr>
         <w:t xml:space="preserve">: The Lord owned the land and entrusted it to the tribes after the conquest (see </w:t>
       </w:r>
-      <w:hyperlink r:id="rId71">
-        <w:r>
-          <w:rPr>
-            <w:lang w:val="en_US" w:bidi="en_US"/>
-          </w:rPr>
-          <w:rPr>
-            <w:color w:val="0000EE"/>
-            <w:u w:val="single"/>
-          </w:rPr>
-          <w:t>Joshua 13:8–19:51</w:t>
-        </w:r>
-      </w:hyperlink>
+      <w:r>
+        <w:rPr>
+          <w:lang w:val="en_US" w:bidi="en_US"/>
+        </w:rPr>
+        <w:t>Joshua 13:8–19:51</w:t>
+      </w:r>
       <w:r>
         <w:rPr>
           <w:lang w:val="en_US" w:bidi="en_US"/>
         </w:rPr>
         <w:t>). Moving a boundary marker and changing God's allotted boundaries was stealing from God (</w:t>
       </w:r>
-      <w:hyperlink r:id="rId72">
-        <w:r>
-          <w:rPr>
-            <w:lang w:val="en_US" w:bidi="en_US"/>
-          </w:rPr>
-          <w:rPr>
-            <w:color w:val="0000EE"/>
-            <w:u w:val="single"/>
-          </w:rPr>
-          <w:t>Deuteronomy 19:14</w:t>
-        </w:r>
-      </w:hyperlink>
+      <w:r>
+        <w:rPr>
+          <w:lang w:val="en_US" w:bidi="en_US"/>
+        </w:rPr>
+        <w:t>Deuteronomy 19:14</w:t>
+      </w:r>
       <w:r>
         <w:rPr>
           <w:lang w:val="en_US" w:bidi="en_US"/>
         </w:rPr>
         <w:t>). Such an act rightly brought divine punishment (</w:t>
       </w:r>
-      <w:hyperlink r:id="rId73">
-        <w:r>
-          <w:rPr>
-            <w:lang w:val="en_US" w:bidi="en_US"/>
-          </w:rPr>
-          <w:rPr>
-            <w:color w:val="0000EE"/>
-            <w:u w:val="single"/>
-          </w:rPr>
-          <w:t>Deuteronomy 27:17</w:t>
-        </w:r>
-      </w:hyperlink>
+      <w:r>
+        <w:rPr>
+          <w:lang w:val="en_US" w:bidi="en_US"/>
+        </w:rPr>
+        <w:t>Deuteronomy 27:17</w:t>
+      </w:r>
       <w:r>
         <w:rPr>
           <w:lang w:val="en_US" w:bidi="en_US"/>
@@ -4816,36 +4438,24 @@
         </w:rPr>
         <w:t>To prevent complete destruction, the Israelites removed King Pekah and made Hoshea the new king. Hoshea asked the Assyrian king Shalmaneser for peace (</w:t>
       </w:r>
-      <w:hyperlink r:id="rId74">
-        <w:r>
-          <w:rPr>
-            <w:lang w:val="en_US" w:bidi="en_US"/>
-          </w:rPr>
-          <w:rPr>
-            <w:color w:val="0000EE"/>
-            <w:u w:val="single"/>
-          </w:rPr>
-          <w:t>2 Kings 15:29–30</w:t>
-        </w:r>
-      </w:hyperlink>
+      <w:r>
+        <w:rPr>
+          <w:lang w:val="en_US" w:bidi="en_US"/>
+        </w:rPr>
+        <w:t>2 Kings 15:29–30</w:t>
+      </w:r>
       <w:r>
         <w:rPr>
           <w:lang w:val="en_US" w:bidi="en_US"/>
         </w:rPr>
         <w:t xml:space="preserve">; </w:t>
       </w:r>
-      <w:hyperlink r:id="rId75">
-        <w:r>
-          <w:rPr>
-            <w:lang w:val="en_US" w:bidi="en_US"/>
-          </w:rPr>
-          <w:rPr>
-            <w:color w:val="0000EE"/>
-            <w:u w:val="single"/>
-          </w:rPr>
-          <w:t>17:3</w:t>
-        </w:r>
-      </w:hyperlink>
+      <w:r>
+        <w:rPr>
+          <w:lang w:val="en_US" w:bidi="en_US"/>
+        </w:rPr>
+        <w:t>17:3</w:t>
+      </w:r>
       <w:r>
         <w:rPr>
           <w:lang w:val="en_US" w:bidi="en_US"/>
@@ -4900,36 +4510,24 @@
         </w:rPr>
         <w:t xml:space="preserve">Hosea reminded Israel that divine judgment was not just punishment. God's goal was to persuade Israel to admit their guilt and return to the Lord (see </w:t>
       </w:r>
-      <w:hyperlink r:id="rId76">
-        <w:r>
-          <w:rPr>
-            <w:lang w:val="en_US" w:bidi="en_US"/>
-          </w:rPr>
-          <w:rPr>
-            <w:color w:val="0000EE"/>
-            <w:u w:val="single"/>
-          </w:rPr>
-          <w:t>Hosea 2:2</w:t>
-        </w:r>
-      </w:hyperlink>
+      <w:r>
+        <w:rPr>
+          <w:lang w:val="en_US" w:bidi="en_US"/>
+        </w:rPr>
+        <w:t>Hosea 2:2</w:t>
+      </w:r>
       <w:r>
         <w:rPr>
           <w:lang w:val="en_US" w:bidi="en_US"/>
         </w:rPr>
         <w:t xml:space="preserve">, </w:t>
       </w:r>
-      <w:hyperlink r:id="rId36">
-        <w:r>
-          <w:rPr>
-            <w:lang w:val="en_US" w:bidi="en_US"/>
-          </w:rPr>
-          <w:rPr>
-            <w:color w:val="0000EE"/>
-            <w:u w:val="single"/>
-          </w:rPr>
-          <w:t>14</w:t>
-        </w:r>
-      </w:hyperlink>
+      <w:r>
+        <w:rPr>
+          <w:lang w:val="en_US" w:bidi="en_US"/>
+        </w:rPr>
+        <w:t>14</w:t>
+      </w:r>
       <w:r>
         <w:rPr>
           <w:lang w:val="en_US" w:bidi="en_US"/>
@@ -5137,54 +4735,36 @@
         </w:rPr>
         <w:t xml:space="preserve">, meaning loyal love shown through steady faithfulness) includes being faithful in relationships (see </w:t>
       </w:r>
-      <w:hyperlink r:id="rId77">
-        <w:r>
-          <w:rPr>
-            <w:lang w:val="en_US" w:bidi="en_US"/>
-          </w:rPr>
-          <w:rPr>
-            <w:color w:val="0000EE"/>
-            <w:u w:val="single"/>
-          </w:rPr>
-          <w:t>Hosea 4:1</w:t>
-        </w:r>
-      </w:hyperlink>
+      <w:r>
+        <w:rPr>
+          <w:lang w:val="en_US" w:bidi="en_US"/>
+        </w:rPr>
+        <w:t>Hosea 4:1</w:t>
+      </w:r>
       <w:r>
         <w:rPr>
           <w:lang w:val="en_US" w:bidi="en_US"/>
         </w:rPr>
         <w:t xml:space="preserve">; </w:t>
       </w:r>
-      <w:hyperlink r:id="rId78">
-        <w:r>
-          <w:rPr>
-            <w:lang w:val="en_US" w:bidi="en_US"/>
-          </w:rPr>
-          <w:rPr>
-            <w:color w:val="0000EE"/>
-            <w:u w:val="single"/>
-          </w:rPr>
-          <w:t>6:4</w:t>
-        </w:r>
-      </w:hyperlink>
+      <w:r>
+        <w:rPr>
+          <w:lang w:val="en_US" w:bidi="en_US"/>
+        </w:rPr>
+        <w:t>6:4</w:t>
+      </w:r>
       <w:r>
         <w:rPr>
           <w:lang w:val="en_US" w:bidi="en_US"/>
         </w:rPr>
         <w:t>). God is always faithful (</w:t>
       </w:r>
-      <w:hyperlink r:id="rId79">
-        <w:r>
-          <w:rPr>
-            <w:lang w:val="en_US" w:bidi="en_US"/>
-          </w:rPr>
-          <w:rPr>
-            <w:color w:val="0000EE"/>
-            <w:u w:val="single"/>
-          </w:rPr>
-          <w:t>Psalm 136</w:t>
-        </w:r>
-      </w:hyperlink>
+      <w:r>
+        <w:rPr>
+          <w:lang w:val="en_US" w:bidi="en_US"/>
+        </w:rPr>
+        <w:t>Psalm 136</w:t>
+      </w:r>
       <w:r>
         <w:rPr>
           <w:lang w:val="en_US" w:bidi="en_US"/>
@@ -5235,54 +4815,36 @@
         </w:rPr>
         <w:t xml:space="preserve">Sacrifice still had a proper place in Israelite religion, but only when offered by people who truly knew and loved God (see </w:t>
       </w:r>
-      <w:hyperlink r:id="rId80">
-        <w:r>
-          <w:rPr>
-            <w:lang w:val="en_US" w:bidi="en_US"/>
-          </w:rPr>
-          <w:rPr>
-            <w:color w:val="0000EE"/>
-            <w:u w:val="single"/>
-          </w:rPr>
-          <w:t>Isaiah 1:10–17</w:t>
-        </w:r>
-      </w:hyperlink>
+      <w:r>
+        <w:rPr>
+          <w:lang w:val="en_US" w:bidi="en_US"/>
+        </w:rPr>
+        <w:t>Isaiah 1:10–17</w:t>
+      </w:r>
       <w:r>
         <w:rPr>
           <w:lang w:val="en_US" w:bidi="en_US"/>
         </w:rPr>
         <w:t xml:space="preserve">; </w:t>
       </w:r>
-      <w:hyperlink r:id="rId41">
-        <w:r>
-          <w:rPr>
-            <w:lang w:val="en_US" w:bidi="en_US"/>
-          </w:rPr>
-          <w:rPr>
-            <w:color w:val="0000EE"/>
-            <w:u w:val="single"/>
-          </w:rPr>
-          <w:t>Amos 5:21–24</w:t>
-        </w:r>
-      </w:hyperlink>
+      <w:r>
+        <w:rPr>
+          <w:lang w:val="en_US" w:bidi="en_US"/>
+        </w:rPr>
+        <w:t>Amos 5:21–24</w:t>
+      </w:r>
       <w:r>
         <w:rPr>
           <w:lang w:val="en_US" w:bidi="en_US"/>
         </w:rPr>
         <w:t xml:space="preserve">; </w:t>
       </w:r>
-      <w:hyperlink r:id="rId81">
-        <w:r>
-          <w:rPr>
-            <w:lang w:val="en_US" w:bidi="en_US"/>
-          </w:rPr>
-          <w:rPr>
-            <w:color w:val="0000EE"/>
-            <w:u w:val="single"/>
-          </w:rPr>
-          <w:t>Micah 6:6–8</w:t>
-        </w:r>
-      </w:hyperlink>
+      <w:r>
+        <w:rPr>
+          <w:lang w:val="en_US" w:bidi="en_US"/>
+        </w:rPr>
+        <w:t>Micah 6:6–8</w:t>
+      </w:r>
       <w:r>
         <w:rPr>
           <w:lang w:val="en_US" w:bidi="en_US"/>
@@ -5392,18 +4954,12 @@
         </w:rPr>
         <w:t xml:space="preserve">: Hosea again condemns the religious leaders for their crimes (see </w:t>
       </w:r>
-      <w:hyperlink r:id="rId82">
-        <w:r>
-          <w:rPr>
-            <w:lang w:val="en_US" w:bidi="en_US"/>
-          </w:rPr>
-          <w:rPr>
-            <w:color w:val="0000EE"/>
-            <w:u w:val="single"/>
-          </w:rPr>
-          <w:t>Hosea 4:4–8</w:t>
-        </w:r>
-      </w:hyperlink>
+      <w:r>
+        <w:rPr>
+          <w:lang w:val="en_US" w:bidi="en_US"/>
+        </w:rPr>
+        <w:t>Hosea 4:4–8</w:t>
+      </w:r>
       <w:r>
         <w:rPr>
           <w:lang w:val="en_US" w:bidi="en_US"/>
@@ -5465,18 +5021,12 @@
         </w:rPr>
         <w:t xml:space="preserve">: The prophet uses this rare word (also in </w:t>
       </w:r>
-      <w:hyperlink r:id="rId83">
-        <w:r>
-          <w:rPr>
-            <w:lang w:val="en_US" w:bidi="en_US"/>
-          </w:rPr>
-          <w:rPr>
-            <w:color w:val="0000EE"/>
-            <w:u w:val="single"/>
-          </w:rPr>
-          <w:t>Jeremiah 18:13</w:t>
-        </w:r>
-      </w:hyperlink>
+      <w:r>
+        <w:rPr>
+          <w:lang w:val="en_US" w:bidi="en_US"/>
+        </w:rPr>
+        <w:t>Jeremiah 18:13</w:t>
+      </w:r>
       <w:r>
         <w:rPr>
           <w:lang w:val="en_US" w:bidi="en_US"/>
@@ -5542,18 +5092,12 @@
         </w:rPr>
         <w:t xml:space="preserve">: God deeply desired to heal Israel's unfaithfulness (see </w:t>
       </w:r>
-      <w:hyperlink r:id="rId84">
-        <w:r>
-          <w:rPr>
-            <w:lang w:val="en_US" w:bidi="en_US"/>
-          </w:rPr>
-          <w:rPr>
-            <w:color w:val="0000EE"/>
-            <w:u w:val="single"/>
-          </w:rPr>
-          <w:t>Hosea 14:4</w:t>
-        </w:r>
-      </w:hyperlink>
+      <w:r>
+        <w:rPr>
+          <w:lang w:val="en_US" w:bidi="en_US"/>
+        </w:rPr>
+        <w:t>Hosea 14:4</w:t>
+      </w:r>
       <w:r>
         <w:rPr>
           <w:lang w:val="en_US" w:bidi="en_US"/>
@@ -5729,18 +5273,12 @@
         </w:rPr>
         <w:t>: Hosea used this term earlier to describe spiritual betrayal (</w:t>
       </w:r>
-      <w:hyperlink r:id="rId85">
-        <w:r>
-          <w:rPr>
-            <w:lang w:val="en_US" w:bidi="en_US"/>
-          </w:rPr>
-          <w:rPr>
-            <w:color w:val="0000EE"/>
-            <w:u w:val="single"/>
-          </w:rPr>
-          <w:t>Hosea 3:1</w:t>
-        </w:r>
-      </w:hyperlink>
+      <w:r>
+        <w:rPr>
+          <w:lang w:val="en_US" w:bidi="en_US"/>
+        </w:rPr>
+        <w:t>Hosea 3:1</w:t>
+      </w:r>
       <w:r>
         <w:rPr>
           <w:lang w:val="en_US" w:bidi="en_US"/>
@@ -6303,36 +5841,24 @@
         </w:rPr>
         <w:t xml:space="preserve">: Hurting their own bodies was a common part of Canaanite worship (see </w:t>
       </w:r>
-      <w:hyperlink r:id="rId86">
-        <w:r>
-          <w:rPr>
-            <w:lang w:val="en_US" w:bidi="en_US"/>
-          </w:rPr>
-          <w:rPr>
-            <w:color w:val="0000EE"/>
-            <w:u w:val="single"/>
-          </w:rPr>
-          <w:t>1 Kings 18:28</w:t>
-        </w:r>
-      </w:hyperlink>
+      <w:r>
+        <w:rPr>
+          <w:lang w:val="en_US" w:bidi="en_US"/>
+        </w:rPr>
+        <w:t>1 Kings 18:28</w:t>
+      </w:r>
       <w:r>
         <w:rPr>
           <w:lang w:val="en_US" w:bidi="en_US"/>
         </w:rPr>
         <w:t>). This practice was forbidden in Israel (</w:t>
       </w:r>
-      <w:hyperlink r:id="rId87">
-        <w:r>
-          <w:rPr>
-            <w:lang w:val="en_US" w:bidi="en_US"/>
-          </w:rPr>
-          <w:rPr>
-            <w:color w:val="0000EE"/>
-            <w:u w:val="single"/>
-          </w:rPr>
-          <w:t>Deuteronomy 14:1</w:t>
-        </w:r>
-      </w:hyperlink>
+      <w:r>
+        <w:rPr>
+          <w:lang w:val="en_US" w:bidi="en_US"/>
+        </w:rPr>
+        <w:t>Deuteronomy 14:1</w:t>
+      </w:r>
       <w:r>
         <w:rPr>
           <w:lang w:val="en_US" w:bidi="en_US"/>
@@ -6400,36 +5926,24 @@
         </w:rPr>
         <w:t xml:space="preserve"> or loose bow cannot shoot an arrow to the target. This represents Israel's failure without God (see </w:t>
       </w:r>
-      <w:hyperlink r:id="rId88">
-        <w:r>
-          <w:rPr>
-            <w:lang w:val="en_US" w:bidi="en_US"/>
-          </w:rPr>
-          <w:rPr>
-            <w:color w:val="0000EE"/>
-            <w:u w:val="single"/>
-          </w:rPr>
-          <w:t>Hosea 7:8</w:t>
-        </w:r>
-      </w:hyperlink>
+      <w:r>
+        <w:rPr>
+          <w:lang w:val="en_US" w:bidi="en_US"/>
+        </w:rPr>
+        <w:t>Hosea 7:8</w:t>
+      </w:r>
       <w:r>
         <w:rPr>
           <w:lang w:val="en_US" w:bidi="en_US"/>
         </w:rPr>
         <w:t xml:space="preserve">, </w:t>
       </w:r>
-      <w:hyperlink r:id="rId89">
-        <w:r>
-          <w:rPr>
-            <w:lang w:val="en_US" w:bidi="en_US"/>
-          </w:rPr>
-          <w:rPr>
-            <w:color w:val="0000EE"/>
-            <w:u w:val="single"/>
-          </w:rPr>
-          <w:t>11</w:t>
-        </w:r>
-      </w:hyperlink>
+      <w:r>
+        <w:rPr>
+          <w:lang w:val="en_US" w:bidi="en_US"/>
+        </w:rPr>
+        <w:t>11</w:t>
+      </w:r>
       <w:r>
         <w:rPr>
           <w:lang w:val="en_US" w:bidi="en_US"/>
@@ -6508,36 +6022,24 @@
         </w:rPr>
         <w:t>) called people to worship (</w:t>
       </w:r>
-      <w:hyperlink r:id="rId90">
-        <w:r>
-          <w:rPr>
-            <w:lang w:val="en_US" w:bidi="en_US"/>
-          </w:rPr>
-          <w:rPr>
-            <w:color w:val="0000EE"/>
-            <w:u w:val="single"/>
-          </w:rPr>
-          <w:t>Psalm 98:6</w:t>
-        </w:r>
-      </w:hyperlink>
+      <w:r>
+        <w:rPr>
+          <w:lang w:val="en_US" w:bidi="en_US"/>
+        </w:rPr>
+        <w:t>Psalm 98:6</w:t>
+      </w:r>
       <w:r>
         <w:rPr>
           <w:lang w:val="en_US" w:bidi="en_US"/>
         </w:rPr>
         <w:t>); it also signaled battle (</w:t>
       </w:r>
-      <w:hyperlink r:id="rId91">
-        <w:r>
-          <w:rPr>
-            <w:lang w:val="en_US" w:bidi="en_US"/>
-          </w:rPr>
-          <w:rPr>
-            <w:color w:val="0000EE"/>
-            <w:u w:val="single"/>
-          </w:rPr>
-          <w:t>2 Samuel 20:1</w:t>
-        </w:r>
-      </w:hyperlink>
+      <w:r>
+        <w:rPr>
+          <w:lang w:val="en_US" w:bidi="en_US"/>
+        </w:rPr>
+        <w:t>2 Samuel 20:1</w:t>
+      </w:r>
       <w:r>
         <w:rPr>
           <w:lang w:val="en_US" w:bidi="en_US"/>
@@ -6637,18 +6139,12 @@
         </w:rPr>
         <w:t>Jesus says that only God is good (</w:t>
       </w:r>
-      <w:hyperlink r:id="rId92">
-        <w:r>
-          <w:rPr>
-            <w:lang w:val="en_US" w:bidi="en_US"/>
-          </w:rPr>
-          <w:rPr>
-            <w:color w:val="0000EE"/>
-            <w:u w:val="single"/>
-          </w:rPr>
-          <w:t>Mark 10:18</w:t>
-        </w:r>
-      </w:hyperlink>
+      <w:r>
+        <w:rPr>
+          <w:lang w:val="en_US" w:bidi="en_US"/>
+        </w:rPr>
+        <w:t>Mark 10:18</w:t>
+      </w:r>
       <w:r>
         <w:rPr>
           <w:lang w:val="en_US" w:bidi="en_US"/>
@@ -6710,18 +6206,12 @@
         </w:rPr>
         <w:t xml:space="preserve">: They quickly removed one king and chose another if they believed it would save their nation (see </w:t>
       </w:r>
-      <w:hyperlink r:id="rId93">
-        <w:r>
-          <w:rPr>
-            <w:lang w:val="en_US" w:bidi="en_US"/>
-          </w:rPr>
-          <w:rPr>
-            <w:color w:val="0000EE"/>
-            <w:u w:val="single"/>
-          </w:rPr>
-          <w:t>Hosea 7:7</w:t>
-        </w:r>
-      </w:hyperlink>
+      <w:r>
+        <w:rPr>
+          <w:lang w:val="en_US" w:bidi="en_US"/>
+        </w:rPr>
+        <w:t>Hosea 7:7</w:t>
+      </w:r>
       <w:r>
         <w:rPr>
           <w:lang w:val="en_US" w:bidi="en_US"/>
@@ -6783,18 +6273,12 @@
         </w:rPr>
         <w:t>: Jeroboam I was the first king of the northern kingdom of Israel. He ruled from 931 to 910 BC. When he became king, he set up worship places in Dan and Bethel. He did this to prevent people from traveling to the temple in Jerusalem, the capital of the southern kingdom. At each site, he placed a gold calf for the people to worship (</w:t>
       </w:r>
-      <w:hyperlink r:id="rId94">
-        <w:r>
-          <w:rPr>
-            <w:lang w:val="en_US" w:bidi="en_US"/>
-          </w:rPr>
-          <w:rPr>
-            <w:color w:val="0000EE"/>
-            <w:u w:val="single"/>
-          </w:rPr>
-          <w:t>1 Kings 12:26–30</w:t>
-        </w:r>
-      </w:hyperlink>
+      <w:r>
+        <w:rPr>
+          <w:lang w:val="en_US" w:bidi="en_US"/>
+        </w:rPr>
+        <w:t>1 Kings 12:26–30</w:t>
+      </w:r>
       <w:r>
         <w:rPr>
           <w:lang w:val="en_US" w:bidi="en_US"/>
@@ -6861,18 +6345,12 @@
         </w:rPr>
         <w:t xml:space="preserve">). Through their idol worship and political schemes, the Israelites caused their own downfall (see </w:t>
       </w:r>
-      <w:hyperlink r:id="rId95">
-        <w:r>
-          <w:rPr>
-            <w:lang w:val="en_US" w:bidi="en_US"/>
-          </w:rPr>
-          <w:rPr>
-            <w:color w:val="0000EE"/>
-            <w:u w:val="single"/>
-          </w:rPr>
-          <w:t>Galatians 6:7</w:t>
-        </w:r>
-      </w:hyperlink>
+      <w:r>
+        <w:rPr>
+          <w:lang w:val="en_US" w:bidi="en_US"/>
+        </w:rPr>
+        <w:t>Galatians 6:7</w:t>
+      </w:r>
       <w:r>
         <w:rPr>
           <w:lang w:val="en_US" w:bidi="en_US"/>
@@ -6934,18 +6412,12 @@
         </w:rPr>
         <w:t xml:space="preserve">: Hosea compared Israel's worship of the Canaanite fertility gods to an animal eager to mate (see </w:t>
       </w:r>
-      <w:hyperlink r:id="rId96">
-        <w:r>
-          <w:rPr>
-            <w:lang w:val="en_US" w:bidi="en_US"/>
-          </w:rPr>
-          <w:rPr>
-            <w:color w:val="0000EE"/>
-            <w:u w:val="single"/>
-          </w:rPr>
-          <w:t>Jeremiah 2:23–24</w:t>
-        </w:r>
-      </w:hyperlink>
+      <w:r>
+        <w:rPr>
+          <w:lang w:val="en_US" w:bidi="en_US"/>
+        </w:rPr>
+        <w:t>Jeremiah 2:23–24</w:t>
+      </w:r>
       <w:r>
         <w:rPr>
           <w:lang w:val="en_US" w:bidi="en_US"/>
@@ -7007,36 +6479,24 @@
         </w:rPr>
         <w:t>: God sometimes promises to gather his people to save them (</w:t>
       </w:r>
-      <w:hyperlink r:id="rId97">
-        <w:r>
-          <w:rPr>
-            <w:lang w:val="en_US" w:bidi="en_US"/>
-          </w:rPr>
-          <w:rPr>
-            <w:color w:val="0000EE"/>
-            <w:u w:val="single"/>
-          </w:rPr>
-          <w:t>Zechariah 10:8–10</w:t>
-        </w:r>
-      </w:hyperlink>
+      <w:r>
+        <w:rPr>
+          <w:lang w:val="en_US" w:bidi="en_US"/>
+        </w:rPr>
+        <w:t>Zechariah 10:8–10</w:t>
+      </w:r>
       <w:r>
         <w:rPr>
           <w:lang w:val="en_US" w:bidi="en_US"/>
         </w:rPr>
         <w:t>), but here the Lord gathers them for judgment (</w:t>
       </w:r>
-      <w:hyperlink r:id="rId98">
-        <w:r>
-          <w:rPr>
-            <w:lang w:val="en_US" w:bidi="en_US"/>
-          </w:rPr>
-          <w:rPr>
-            <w:color w:val="0000EE"/>
-            <w:u w:val="single"/>
-          </w:rPr>
-          <w:t>Joel 3:11</w:t>
-        </w:r>
-      </w:hyperlink>
+      <w:r>
+        <w:rPr>
+          <w:lang w:val="en_US" w:bidi="en_US"/>
+        </w:rPr>
+        <w:t>Joel 3:11</w:t>
+      </w:r>
       <w:r>
         <w:rPr>
           <w:lang w:val="en_US" w:bidi="en_US"/>
@@ -7163,72 +6623,48 @@
         </w:rPr>
         <w:t xml:space="preserve">: See </w:t>
       </w:r>
-      <w:hyperlink r:id="rId99">
-        <w:r>
-          <w:rPr>
-            <w:lang w:val="en_US" w:bidi="en_US"/>
-          </w:rPr>
-          <w:rPr>
-            <w:color w:val="0000EE"/>
-            <w:u w:val="single"/>
-          </w:rPr>
-          <w:t>Hosea 6:6</w:t>
-        </w:r>
-      </w:hyperlink>
+      <w:r>
+        <w:rPr>
+          <w:lang w:val="en_US" w:bidi="en_US"/>
+        </w:rPr>
+        <w:t>Hosea 6:6</w:t>
+      </w:r>
       <w:r>
         <w:rPr>
           <w:lang w:val="en_US" w:bidi="en_US"/>
         </w:rPr>
         <w:t xml:space="preserve">; </w:t>
       </w:r>
-      <w:hyperlink r:id="rId80">
-        <w:r>
-          <w:rPr>
-            <w:lang w:val="en_US" w:bidi="en_US"/>
-          </w:rPr>
-          <w:rPr>
-            <w:color w:val="0000EE"/>
-            <w:u w:val="single"/>
-          </w:rPr>
-          <w:t>Isaiah 1:10–17</w:t>
-        </w:r>
-      </w:hyperlink>
+      <w:r>
+        <w:rPr>
+          <w:lang w:val="en_US" w:bidi="en_US"/>
+        </w:rPr>
+        <w:t>Isaiah 1:10–17</w:t>
+      </w:r>
       <w:r>
         <w:rPr>
           <w:lang w:val="en_US" w:bidi="en_US"/>
         </w:rPr>
         <w:t xml:space="preserve">; </w:t>
       </w:r>
-      <w:hyperlink r:id="rId41">
-        <w:r>
-          <w:rPr>
-            <w:lang w:val="en_US" w:bidi="en_US"/>
-          </w:rPr>
-          <w:rPr>
-            <w:color w:val="0000EE"/>
-            <w:u w:val="single"/>
-          </w:rPr>
-          <w:t>Amos 5:21–24</w:t>
-        </w:r>
-      </w:hyperlink>
+      <w:r>
+        <w:rPr>
+          <w:lang w:val="en_US" w:bidi="en_US"/>
+        </w:rPr>
+        <w:t>Amos 5:21–24</w:t>
+      </w:r>
       <w:r>
         <w:rPr>
           <w:lang w:val="en_US" w:bidi="en_US"/>
         </w:rPr>
         <w:t xml:space="preserve">; </w:t>
       </w:r>
-      <w:hyperlink r:id="rId81">
-        <w:r>
-          <w:rPr>
-            <w:lang w:val="en_US" w:bidi="en_US"/>
-          </w:rPr>
-          <w:rPr>
-            <w:color w:val="0000EE"/>
-            <w:u w:val="single"/>
-          </w:rPr>
-          <w:t>Micah 6:6–8</w:t>
-        </w:r>
-      </w:hyperlink>
+      <w:r>
+        <w:rPr>
+          <w:lang w:val="en_US" w:bidi="en_US"/>
+        </w:rPr>
+        <w:t>Micah 6:6–8</w:t>
+      </w:r>
       <w:r>
         <w:rPr>
           <w:lang w:val="en_US" w:bidi="en_US"/>
@@ -7253,36 +6689,24 @@
         </w:rPr>
         <w:t>They will return to Egypt, the place of slavery (</w:t>
       </w:r>
-      <w:hyperlink r:id="rId100">
-        <w:r>
-          <w:rPr>
-            <w:lang w:val="en_US" w:bidi="en_US"/>
-          </w:rPr>
-          <w:rPr>
-            <w:color w:val="0000EE"/>
-            <w:u w:val="single"/>
-          </w:rPr>
-          <w:t>Deuteronomy 28:68</w:t>
-        </w:r>
-      </w:hyperlink>
+      <w:r>
+        <w:rPr>
+          <w:lang w:val="en_US" w:bidi="en_US"/>
+        </w:rPr>
+        <w:t>Deuteronomy 28:68</w:t>
+      </w:r>
       <w:r>
         <w:rPr>
           <w:lang w:val="en_US" w:bidi="en_US"/>
         </w:rPr>
         <w:t xml:space="preserve">). God's actions with Israel did not end with judgment. The purpose of judgment was to restore Israel to their status when they left Egypt, allowing them to start anew (see </w:t>
       </w:r>
-      <w:hyperlink r:id="rId101">
-        <w:r>
-          <w:rPr>
-            <w:lang w:val="en_US" w:bidi="en_US"/>
-          </w:rPr>
-          <w:rPr>
-            <w:color w:val="0000EE"/>
-            <w:u w:val="single"/>
-          </w:rPr>
-          <w:t>Hosea 2:14–15</w:t>
-        </w:r>
-      </w:hyperlink>
+      <w:r>
+        <w:rPr>
+          <w:lang w:val="en_US" w:bidi="en_US"/>
+        </w:rPr>
+        <w:t>Hosea 2:14–15</w:t>
+      </w:r>
       <w:r>
         <w:rPr>
           <w:lang w:val="en_US" w:bidi="en_US"/>
@@ -7355,18 +6779,12 @@
         </w:rPr>
         <w:t xml:space="preserve">: See </w:t>
       </w:r>
-      <w:hyperlink r:id="rId38">
-        <w:r>
-          <w:rPr>
-            <w:lang w:val="en_US" w:bidi="en_US"/>
-          </w:rPr>
-          <w:rPr>
-            <w:color w:val="0000EE"/>
-            <w:u w:val="single"/>
-          </w:rPr>
-          <w:t>Hosea 2:13</w:t>
-        </w:r>
-      </w:hyperlink>
+      <w:r>
+        <w:rPr>
+          <w:lang w:val="en_US" w:bidi="en_US"/>
+        </w:rPr>
+        <w:t>Hosea 2:13</w:t>
+      </w:r>
       <w:r>
         <w:rPr>
           <w:lang w:val="en_US" w:bidi="en_US"/>
@@ -7391,36 +6809,24 @@
         </w:rPr>
         <w:t xml:space="preserve">God's judgment often appears as fire sent upon the royal palaces and fortresses (see </w:t>
       </w:r>
-      <w:hyperlink r:id="rId102">
-        <w:r>
-          <w:rPr>
-            <w:lang w:val="en_US" w:bidi="en_US"/>
-          </w:rPr>
-          <w:rPr>
-            <w:color w:val="0000EE"/>
-            <w:u w:val="single"/>
-          </w:rPr>
-          <w:t>Amos 1:4</w:t>
-        </w:r>
-      </w:hyperlink>
+      <w:r>
+        <w:rPr>
+          <w:lang w:val="en_US" w:bidi="en_US"/>
+        </w:rPr>
+        <w:t>Amos 1:4</w:t>
+      </w:r>
       <w:r>
         <w:rPr>
           <w:lang w:val="en_US" w:bidi="en_US"/>
         </w:rPr>
         <w:t xml:space="preserve">, </w:t>
       </w:r>
-      <w:hyperlink r:id="rId103">
-        <w:r>
-          <w:rPr>
-            <w:lang w:val="en_US" w:bidi="en_US"/>
-          </w:rPr>
-          <w:rPr>
-            <w:color w:val="0000EE"/>
-            <w:u w:val="single"/>
-          </w:rPr>
-          <w:t>7</w:t>
-        </w:r>
-      </w:hyperlink>
+      <w:r>
+        <w:rPr>
+          <w:lang w:val="en_US" w:bidi="en_US"/>
+        </w:rPr>
+        <w:t>7</w:t>
+      </w:r>
       <w:r>
         <w:rPr>
           <w:lang w:val="en_US" w:bidi="en_US"/>
@@ -7486,18 +6892,12 @@
         </w:rPr>
         <w:t>: This likely refers to the Feast of Tabernacles, when Israel celebrated the year's final harvest. God ordained this festival (</w:t>
       </w:r>
-      <w:hyperlink r:id="rId104">
-        <w:r>
-          <w:rPr>
-            <w:lang w:val="en_US" w:bidi="en_US"/>
-          </w:rPr>
-          <w:rPr>
-            <w:color w:val="0000EE"/>
-            <w:u w:val="single"/>
-          </w:rPr>
-          <w:t>Deuteronomy 16:13–15</w:t>
-        </w:r>
-      </w:hyperlink>
+      <w:r>
+        <w:rPr>
+          <w:lang w:val="en_US" w:bidi="en_US"/>
+        </w:rPr>
+        <w:t>Deuteronomy 16:13–15</w:t>
+      </w:r>
       <w:r>
         <w:rPr>
           <w:lang w:val="en_US" w:bidi="en_US"/>
@@ -7596,18 +6996,12 @@
         </w:rPr>
         <w:t xml:space="preserve">As punishment for their actions, the Lord would reduce the Israelites' harvests. This would cause them to go hungry (compare </w:t>
       </w:r>
-      <w:hyperlink r:id="rId105">
-        <w:r>
-          <w:rPr>
-            <w:lang w:val="en_US" w:bidi="en_US"/>
-          </w:rPr>
-          <w:rPr>
-            <w:color w:val="0000EE"/>
-            <w:u w:val="single"/>
-          </w:rPr>
-          <w:t>Haggai 1:3–11</w:t>
-        </w:r>
-      </w:hyperlink>
+      <w:r>
+        <w:rPr>
+          <w:lang w:val="en_US" w:bidi="en_US"/>
+        </w:rPr>
+        <w:t>Haggai 1:3–11</w:t>
+      </w:r>
       <w:r>
         <w:rPr>
           <w:lang w:val="en_US" w:bidi="en_US"/>
@@ -7854,54 +7248,36 @@
         </w:rPr>
         <w:t xml:space="preserve">The watchman stood on the city wall to warn of any threat (for example, </w:t>
       </w:r>
-      <w:hyperlink r:id="rId106">
-        <w:r>
-          <w:rPr>
-            <w:lang w:val="en_US" w:bidi="en_US"/>
-          </w:rPr>
-          <w:rPr>
-            <w:color w:val="0000EE"/>
-            <w:u w:val="single"/>
-          </w:rPr>
-          <w:t>1 Samuel 14:16</w:t>
-        </w:r>
-      </w:hyperlink>
+      <w:r>
+        <w:rPr>
+          <w:lang w:val="en_US" w:bidi="en_US"/>
+        </w:rPr>
+        <w:t>1 Samuel 14:16</w:t>
+      </w:r>
       <w:r>
         <w:rPr>
           <w:lang w:val="en_US" w:bidi="en_US"/>
         </w:rPr>
         <w:t xml:space="preserve">). Similarly, a prophet was God's watchman. They warned Israel about her sins and the judgment that would follow (see </w:t>
       </w:r>
-      <w:hyperlink r:id="rId107">
-        <w:r>
-          <w:rPr>
-            <w:lang w:val="en_US" w:bidi="en_US"/>
-          </w:rPr>
-          <w:rPr>
-            <w:color w:val="0000EE"/>
-            <w:u w:val="single"/>
-          </w:rPr>
-          <w:t>Jeremiah 6:17</w:t>
-        </w:r>
-      </w:hyperlink>
+      <w:r>
+        <w:rPr>
+          <w:lang w:val="en_US" w:bidi="en_US"/>
+        </w:rPr>
+        <w:t>Jeremiah 6:17</w:t>
+      </w:r>
       <w:r>
         <w:rPr>
           <w:lang w:val="en_US" w:bidi="en_US"/>
         </w:rPr>
         <w:t xml:space="preserve">; </w:t>
       </w:r>
-      <w:hyperlink r:id="rId108">
-        <w:r>
-          <w:rPr>
-            <w:lang w:val="en_US" w:bidi="en_US"/>
-          </w:rPr>
-          <w:rPr>
-            <w:color w:val="0000EE"/>
-            <w:u w:val="single"/>
-          </w:rPr>
-          <w:t>Ezekiel 3:17</w:t>
-        </w:r>
-      </w:hyperlink>
+      <w:r>
+        <w:rPr>
+          <w:lang w:val="en_US" w:bidi="en_US"/>
+        </w:rPr>
+        <w:t>Ezekiel 3:17</w:t>
+      </w:r>
       <w:r>
         <w:rPr>
           <w:lang w:val="en_US" w:bidi="en_US"/>
@@ -7963,18 +7339,12 @@
         </w:rPr>
         <w:t xml:space="preserve">: See </w:t>
       </w:r>
-      <w:hyperlink r:id="rId109">
-        <w:r>
-          <w:rPr>
-            <w:lang w:val="en_US" w:bidi="en_US"/>
-          </w:rPr>
-          <w:rPr>
-            <w:color w:val="0000EE"/>
-            <w:u w:val="single"/>
-          </w:rPr>
-          <w:t>Judges 19–21</w:t>
-        </w:r>
-      </w:hyperlink>
+      <w:r>
+        <w:rPr>
+          <w:lang w:val="en_US" w:bidi="en_US"/>
+        </w:rPr>
+        <w:t>Judges 19–21</w:t>
+      </w:r>
       <w:r>
         <w:rPr>
           <w:lang w:val="en_US" w:bidi="en_US"/>
@@ -8036,36 +7406,24 @@
         </w:rPr>
         <w:t>: Hosea, like Ezekiel (</w:t>
       </w:r>
-      <w:hyperlink r:id="rId110">
-        <w:r>
-          <w:rPr>
-            <w:lang w:val="en_US" w:bidi="en_US"/>
-          </w:rPr>
-          <w:rPr>
-            <w:color w:val="0000EE"/>
-            <w:u w:val="single"/>
-          </w:rPr>
-          <w:t>Ezekiel 16</w:t>
-        </w:r>
-      </w:hyperlink>
+      <w:r>
+        <w:rPr>
+          <w:lang w:val="en_US" w:bidi="en_US"/>
+        </w:rPr>
+        <w:t>Ezekiel 16</w:t>
+      </w:r>
       <w:r>
         <w:rPr>
           <w:lang w:val="en_US" w:bidi="en_US"/>
         </w:rPr>
         <w:t>), describes the Lord finding and adopting pure, innocent Israel in the desert. But Israel soon left God for idols at Baal-peor (</w:t>
       </w:r>
-      <w:hyperlink r:id="rId111">
-        <w:r>
-          <w:rPr>
-            <w:lang w:val="en_US" w:bidi="en_US"/>
-          </w:rPr>
-          <w:rPr>
-            <w:color w:val="0000EE"/>
-            <w:u w:val="single"/>
-          </w:rPr>
-          <w:t>Numbers 25:1–4</w:t>
-        </w:r>
-      </w:hyperlink>
+      <w:r>
+        <w:rPr>
+          <w:lang w:val="en_US" w:bidi="en_US"/>
+        </w:rPr>
+        <w:t>Numbers 25:1–4</w:t>
+      </w:r>
       <w:r>
         <w:rPr>
           <w:lang w:val="en_US" w:bidi="en_US"/>
@@ -8085,36 +7443,24 @@
         </w:rPr>
         <w:t xml:space="preserve"> (</w:t>
       </w:r>
-      <w:hyperlink r:id="rId112">
-        <w:r>
-          <w:rPr>
-            <w:lang w:val="en_US" w:bidi="en_US"/>
-          </w:rPr>
-          <w:rPr>
-            <w:color w:val="0000EE"/>
-            <w:u w:val="single"/>
-          </w:rPr>
-          <w:t>Deuteronomy 29:17</w:t>
-        </w:r>
-      </w:hyperlink>
+      <w:r>
+        <w:rPr>
+          <w:lang w:val="en_US" w:bidi="en_US"/>
+        </w:rPr>
+        <w:t>Deuteronomy 29:17</w:t>
+      </w:r>
       <w:r>
         <w:rPr>
           <w:lang w:val="en_US" w:bidi="en_US"/>
         </w:rPr>
         <w:t xml:space="preserve">; </w:t>
       </w:r>
-      <w:hyperlink r:id="rId113">
-        <w:r>
-          <w:rPr>
-            <w:lang w:val="en_US" w:bidi="en_US"/>
-          </w:rPr>
-          <w:rPr>
-            <w:color w:val="0000EE"/>
-            <w:u w:val="single"/>
-          </w:rPr>
-          <w:t>Jeremiah 7:30</w:t>
-        </w:r>
-      </w:hyperlink>
+      <w:r>
+        <w:rPr>
+          <w:lang w:val="en_US" w:bidi="en_US"/>
+        </w:rPr>
+        <w:t>Jeremiah 7:30</w:t>
+      </w:r>
       <w:r>
         <w:rPr>
           <w:lang w:val="en_US" w:bidi="en_US"/>
@@ -8283,108 +7629,72 @@
         </w:rPr>
         <w:t>: Gilgal was the base camp for Joshua’s army (</w:t>
       </w:r>
-      <w:hyperlink r:id="rId114">
-        <w:r>
-          <w:rPr>
-            <w:lang w:val="en_US" w:bidi="en_US"/>
-          </w:rPr>
-          <w:rPr>
-            <w:color w:val="0000EE"/>
-            <w:u w:val="single"/>
-          </w:rPr>
-          <w:t>Joshua 5:10</w:t>
-        </w:r>
-      </w:hyperlink>
+      <w:r>
+        <w:rPr>
+          <w:lang w:val="en_US" w:bidi="en_US"/>
+        </w:rPr>
+        <w:t>Joshua 5:10</w:t>
+      </w:r>
       <w:r>
         <w:rPr>
           <w:lang w:val="en_US" w:bidi="en_US"/>
         </w:rPr>
         <w:t xml:space="preserve">; </w:t>
       </w:r>
-      <w:hyperlink r:id="rId115">
-        <w:r>
-          <w:rPr>
-            <w:lang w:val="en_US" w:bidi="en_US"/>
-          </w:rPr>
-          <w:rPr>
-            <w:color w:val="0000EE"/>
-            <w:u w:val="single"/>
-          </w:rPr>
-          <w:t>10:6</w:t>
-        </w:r>
-      </w:hyperlink>
+      <w:r>
+        <w:rPr>
+          <w:lang w:val="en_US" w:bidi="en_US"/>
+        </w:rPr>
+        <w:t>10:6</w:t>
+      </w:r>
       <w:r>
         <w:rPr>
           <w:lang w:val="en_US" w:bidi="en_US"/>
         </w:rPr>
         <w:t xml:space="preserve">, </w:t>
       </w:r>
-      <w:hyperlink r:id="rId116">
-        <w:r>
-          <w:rPr>
-            <w:lang w:val="en_US" w:bidi="en_US"/>
-          </w:rPr>
-          <w:rPr>
-            <w:color w:val="0000EE"/>
-            <w:u w:val="single"/>
-          </w:rPr>
-          <w:t>43</w:t>
-        </w:r>
-      </w:hyperlink>
+      <w:r>
+        <w:rPr>
+          <w:lang w:val="en_US" w:bidi="en_US"/>
+        </w:rPr>
+        <w:t>43</w:t>
+      </w:r>
       <w:r>
         <w:rPr>
           <w:lang w:val="en_US" w:bidi="en_US"/>
         </w:rPr>
         <w:t>) and the place where Saul became king (</w:t>
       </w:r>
-      <w:hyperlink r:id="rId117">
-        <w:r>
-          <w:rPr>
-            <w:lang w:val="en_US" w:bidi="en_US"/>
-          </w:rPr>
-          <w:rPr>
-            <w:color w:val="0000EE"/>
-            <w:u w:val="single"/>
-          </w:rPr>
-          <w:t>1 Samuel 11:15</w:t>
-        </w:r>
-      </w:hyperlink>
+      <w:r>
+        <w:rPr>
+          <w:lang w:val="en_US" w:bidi="en_US"/>
+        </w:rPr>
+        <w:t>1 Samuel 11:15</w:t>
+      </w:r>
       <w:r>
         <w:rPr>
           <w:lang w:val="en_US" w:bidi="en_US"/>
         </w:rPr>
         <w:t>). Saul also disobeyed God and was rejected as king at Gilgal (</w:t>
       </w:r>
-      <w:hyperlink r:id="rId118">
-        <w:r>
-          <w:rPr>
-            <w:lang w:val="en_US" w:bidi="en_US"/>
-          </w:rPr>
-          <w:rPr>
-            <w:color w:val="0000EE"/>
-            <w:u w:val="single"/>
-          </w:rPr>
-          <w:t>1 Samuel 13:8–15</w:t>
-        </w:r>
-      </w:hyperlink>
+      <w:r>
+        <w:rPr>
+          <w:lang w:val="en_US" w:bidi="en_US"/>
+        </w:rPr>
+        <w:t>1 Samuel 13:8–15</w:t>
+      </w:r>
       <w:r>
         <w:rPr>
           <w:lang w:val="en_US" w:bidi="en_US"/>
         </w:rPr>
         <w:t xml:space="preserve">; </w:t>
       </w:r>
-      <w:hyperlink r:id="rId119">
-        <w:r>
-          <w:rPr>
-            <w:lang w:val="en_US" w:bidi="en_US"/>
-          </w:rPr>
-          <w:rPr>
-            <w:color w:val="0000EE"/>
-            <w:u w:val="single"/>
-          </w:rPr>
-          <w:t>15:10–23</w:t>
-        </w:r>
-      </w:hyperlink>
+      <w:r>
+        <w:rPr>
+          <w:lang w:val="en_US" w:bidi="en_US"/>
+        </w:rPr>
+        <w:t>15:10–23</w:t>
+      </w:r>
       <w:r>
         <w:rPr>
           <w:lang w:val="en_US" w:bidi="en_US"/>
@@ -8422,18 +7732,12 @@
         </w:rPr>
         <w:t xml:space="preserve"> Although a different Hebrew word is used here, the prophetic judgment reflects the name of Hosea’s daughter (</w:t>
       </w:r>
-      <w:hyperlink r:id="rId120">
-        <w:r>
-          <w:rPr>
-            <w:lang w:val="en_US" w:bidi="en_US"/>
-          </w:rPr>
-          <w:rPr>
-            <w:color w:val="0000EE"/>
-            <w:u w:val="single"/>
-          </w:rPr>
-          <w:t>Hosea 1:6</w:t>
-        </w:r>
-      </w:hyperlink>
+      <w:r>
+        <w:rPr>
+          <w:lang w:val="en_US" w:bidi="en_US"/>
+        </w:rPr>
+        <w:t>Hosea 1:6</w:t>
+      </w:r>
       <w:r>
         <w:rPr>
           <w:lang w:val="en_US" w:bidi="en_US"/>
@@ -8547,54 +7851,36 @@
         </w:rPr>
         <w:t xml:space="preserve">Although Israel was God’s rich and fruitful vine (see </w:t>
       </w:r>
-      <w:hyperlink r:id="rId121">
-        <w:r>
-          <w:rPr>
-            <w:lang w:val="en_US" w:bidi="en_US"/>
-          </w:rPr>
-          <w:rPr>
-            <w:color w:val="0000EE"/>
-            <w:u w:val="single"/>
-          </w:rPr>
-          <w:t>Isaiah 5:1–7</w:t>
-        </w:r>
-      </w:hyperlink>
+      <w:r>
+        <w:rPr>
+          <w:lang w:val="en_US" w:bidi="en_US"/>
+        </w:rPr>
+        <w:t>Isaiah 5:1–7</w:t>
+      </w:r>
       <w:r>
         <w:rPr>
           <w:lang w:val="en_US" w:bidi="en_US"/>
         </w:rPr>
         <w:t xml:space="preserve">; </w:t>
       </w:r>
-      <w:hyperlink r:id="rId122">
-        <w:r>
-          <w:rPr>
-            <w:lang w:val="en_US" w:bidi="en_US"/>
-          </w:rPr>
-          <w:rPr>
-            <w:color w:val="0000EE"/>
-            <w:u w:val="single"/>
-          </w:rPr>
-          <w:t>Jeremiah 2:21</w:t>
-        </w:r>
-      </w:hyperlink>
+      <w:r>
+        <w:rPr>
+          <w:lang w:val="en_US" w:bidi="en_US"/>
+        </w:rPr>
+        <w:t>Jeremiah 2:21</w:t>
+      </w:r>
       <w:r>
         <w:rPr>
           <w:lang w:val="en_US" w:bidi="en_US"/>
         </w:rPr>
         <w:t xml:space="preserve">; </w:t>
       </w:r>
-      <w:hyperlink r:id="rId123">
-        <w:r>
-          <w:rPr>
-            <w:lang w:val="en_US" w:bidi="en_US"/>
-          </w:rPr>
-          <w:rPr>
-            <w:color w:val="0000EE"/>
-            <w:u w:val="single"/>
-          </w:rPr>
-          <w:t>Ezekiel 17:6</w:t>
-        </w:r>
-      </w:hyperlink>
+      <w:r>
+        <w:rPr>
+          <w:lang w:val="en_US" w:bidi="en_US"/>
+        </w:rPr>
+        <w:t>Ezekiel 17:6</w:t>
+      </w:r>
       <w:r>
         <w:rPr>
           <w:lang w:val="en_US" w:bidi="en_US"/>
@@ -8626,72 +7912,48 @@
         </w:rPr>
         <w:t>: Stone pillars could serve as acceptable memorials (</w:t>
       </w:r>
-      <w:hyperlink r:id="rId124">
-        <w:r>
-          <w:rPr>
-            <w:lang w:val="en_US" w:bidi="en_US"/>
-          </w:rPr>
-          <w:rPr>
-            <w:color w:val="0000EE"/>
-            <w:u w:val="single"/>
-          </w:rPr>
-          <w:t>Genesis 35:20</w:t>
-        </w:r>
-      </w:hyperlink>
+      <w:r>
+        <w:rPr>
+          <w:lang w:val="en_US" w:bidi="en_US"/>
+        </w:rPr>
+        <w:t>Genesis 35:20</w:t>
+      </w:r>
       <w:r>
         <w:rPr>
           <w:lang w:val="en_US" w:bidi="en_US"/>
         </w:rPr>
         <w:t xml:space="preserve">; </w:t>
       </w:r>
-      <w:hyperlink r:id="rId125">
-        <w:r>
-          <w:rPr>
-            <w:lang w:val="en_US" w:bidi="en_US"/>
-          </w:rPr>
-          <w:rPr>
-            <w:color w:val="0000EE"/>
-            <w:u w:val="single"/>
-          </w:rPr>
-          <w:t>Joshua 24:26–27</w:t>
-        </w:r>
-      </w:hyperlink>
+      <w:r>
+        <w:rPr>
+          <w:lang w:val="en_US" w:bidi="en_US"/>
+        </w:rPr>
+        <w:t>Joshua 24:26–27</w:t>
+      </w:r>
       <w:r>
         <w:rPr>
           <w:lang w:val="en_US" w:bidi="en_US"/>
         </w:rPr>
         <w:t>), but God forbade the Israelites from using them in worship like the Canaanites did (</w:t>
       </w:r>
-      <w:hyperlink r:id="rId126">
-        <w:r>
-          <w:rPr>
-            <w:lang w:val="en_US" w:bidi="en_US"/>
-          </w:rPr>
-          <w:rPr>
-            <w:color w:val="0000EE"/>
-            <w:u w:val="single"/>
-          </w:rPr>
-          <w:t>Exodus 23:24</w:t>
-        </w:r>
-      </w:hyperlink>
+      <w:r>
+        <w:rPr>
+          <w:lang w:val="en_US" w:bidi="en_US"/>
+        </w:rPr>
+        <w:t>Exodus 23:24</w:t>
+      </w:r>
       <w:r>
         <w:rPr>
           <w:lang w:val="en_US" w:bidi="en_US"/>
         </w:rPr>
         <w:t xml:space="preserve">; </w:t>
       </w:r>
-      <w:hyperlink r:id="rId127">
-        <w:r>
-          <w:rPr>
-            <w:lang w:val="en_US" w:bidi="en_US"/>
-          </w:rPr>
-          <w:rPr>
-            <w:color w:val="0000EE"/>
-            <w:u w:val="single"/>
-          </w:rPr>
-          <w:t>Deuteronomy 16:22</w:t>
-        </w:r>
-      </w:hyperlink>
+      <w:r>
+        <w:rPr>
+          <w:lang w:val="en_US" w:bidi="en_US"/>
+        </w:rPr>
+        <w:t>Deuteronomy 16:22</w:t>
+      </w:r>
       <w:r>
         <w:rPr>
           <w:lang w:val="en_US" w:bidi="en_US"/>
@@ -8801,18 +8063,12 @@
         </w:rPr>
         <w:t>The corruption of justice is like bitter, poisonous weeds (</w:t>
       </w:r>
-      <w:hyperlink r:id="rId128">
-        <w:r>
-          <w:rPr>
-            <w:lang w:val="en_US" w:bidi="en_US"/>
-          </w:rPr>
-          <w:rPr>
-            <w:color w:val="0000EE"/>
-            <w:u w:val="single"/>
-          </w:rPr>
-          <w:t>Amos 6:12</w:t>
-        </w:r>
-      </w:hyperlink>
+      <w:r>
+        <w:rPr>
+          <w:lang w:val="en_US" w:bidi="en_US"/>
+        </w:rPr>
+        <w:t>Amos 6:12</w:t>
+      </w:r>
       <w:r>
         <w:rPr>
           <w:lang w:val="en_US" w:bidi="en_US"/>
@@ -8867,18 +8123,12 @@
         </w:rPr>
         <w:t xml:space="preserve">The Assyrians would take Israel's gold calf idol (see </w:t>
       </w:r>
-      <w:hyperlink r:id="rId129">
-        <w:r>
-          <w:rPr>
-            <w:lang w:val="en_US" w:bidi="en_US"/>
-          </w:rPr>
-          <w:rPr>
-            <w:color w:val="0000EE"/>
-            <w:u w:val="single"/>
-          </w:rPr>
-          <w:t>Hosea 8:5–6</w:t>
-        </w:r>
-      </w:hyperlink>
+      <w:r>
+        <w:rPr>
+          <w:lang w:val="en_US" w:bidi="en_US"/>
+        </w:rPr>
+        <w:t>Hosea 8:5–6</w:t>
+      </w:r>
       <w:r>
         <w:rPr>
           <w:lang w:val="en_US" w:bidi="en_US"/>
@@ -8988,54 +8238,36 @@
         </w:rPr>
         <w:t>The terrible events at Gibeah (</w:t>
       </w:r>
-      <w:hyperlink r:id="rId109">
-        <w:r>
-          <w:rPr>
-            <w:lang w:val="en_US" w:bidi="en_US"/>
-          </w:rPr>
-          <w:rPr>
-            <w:color w:val="0000EE"/>
-            <w:u w:val="single"/>
-          </w:rPr>
-          <w:t>Judges 19–21</w:t>
-        </w:r>
-      </w:hyperlink>
+      <w:r>
+        <w:rPr>
+          <w:lang w:val="en_US" w:bidi="en_US"/>
+        </w:rPr>
+        <w:t>Judges 19–21</w:t>
+      </w:r>
       <w:r>
         <w:rPr>
           <w:lang w:val="en_US" w:bidi="en_US"/>
         </w:rPr>
         <w:t xml:space="preserve">) set a pattern of sin for the people of the northern kingdom of Israel (see </w:t>
       </w:r>
-      <w:hyperlink r:id="rId130">
-        <w:r>
-          <w:rPr>
-            <w:lang w:val="en_US" w:bidi="en_US"/>
-          </w:rPr>
-          <w:rPr>
-            <w:color w:val="0000EE"/>
-            <w:u w:val="single"/>
-          </w:rPr>
-          <w:t>Hosea 9:9</w:t>
-        </w:r>
-      </w:hyperlink>
+      <w:r>
+        <w:rPr>
+          <w:lang w:val="en_US" w:bidi="en_US"/>
+        </w:rPr>
+        <w:t>Hosea 9:9</w:t>
+      </w:r>
       <w:r>
         <w:rPr>
           <w:lang w:val="en_US" w:bidi="en_US"/>
         </w:rPr>
         <w:t xml:space="preserve">). God punished them by allowing a major defeat in war, similar to the time of the judges (see </w:t>
       </w:r>
-      <w:hyperlink r:id="rId131">
-        <w:r>
-          <w:rPr>
-            <w:lang w:val="en_US" w:bidi="en_US"/>
-          </w:rPr>
-          <w:rPr>
-            <w:color w:val="0000EE"/>
-            <w:u w:val="single"/>
-          </w:rPr>
-          <w:t>Judges 2:10–15</w:t>
-        </w:r>
-      </w:hyperlink>
+      <w:r>
+        <w:rPr>
+          <w:lang w:val="en_US" w:bidi="en_US"/>
+        </w:rPr>
+        <w:t>Judges 2:10–15</w:t>
+      </w:r>
       <w:r>
         <w:rPr>
           <w:lang w:val="en_US" w:bidi="en_US"/>
@@ -9138,36 +8370,24 @@
         </w:rPr>
         <w:t xml:space="preserve">Using farming metaphors, God explained his requirements for his people and promised blessings if they obeyed (see </w:t>
       </w:r>
-      <w:hyperlink r:id="rId99">
-        <w:r>
-          <w:rPr>
-            <w:lang w:val="en_US" w:bidi="en_US"/>
-          </w:rPr>
-          <w:rPr>
-            <w:color w:val="0000EE"/>
-            <w:u w:val="single"/>
-          </w:rPr>
-          <w:t>Hosea 6:6</w:t>
-        </w:r>
-      </w:hyperlink>
+      <w:r>
+        <w:rPr>
+          <w:lang w:val="en_US" w:bidi="en_US"/>
+        </w:rPr>
+        <w:t>Hosea 6:6</w:t>
+      </w:r>
       <w:r>
         <w:rPr>
           <w:lang w:val="en_US" w:bidi="en_US"/>
         </w:rPr>
         <w:t xml:space="preserve">; </w:t>
       </w:r>
-      <w:hyperlink r:id="rId132">
-        <w:r>
-          <w:rPr>
-            <w:lang w:val="en_US" w:bidi="en_US"/>
-          </w:rPr>
-          <w:rPr>
-            <w:color w:val="0000EE"/>
-            <w:u w:val="single"/>
-          </w:rPr>
-          <w:t>8:7</w:t>
-        </w:r>
-      </w:hyperlink>
+      <w:r>
+        <w:rPr>
+          <w:lang w:val="en_US" w:bidi="en_US"/>
+        </w:rPr>
+        <w:t>8:7</w:t>
+      </w:r>
       <w:r>
         <w:rPr>
           <w:lang w:val="en_US" w:bidi="en_US"/>
@@ -9284,18 +8504,12 @@
         </w:rPr>
         <w:t xml:space="preserve">: The Lord adopted Israel when he delivered them from Egypt. This verse refers to Jesus in </w:t>
       </w:r>
-      <w:hyperlink r:id="rId133">
-        <w:r>
-          <w:rPr>
-            <w:lang w:val="en_US" w:bidi="en_US"/>
-          </w:rPr>
-          <w:rPr>
-            <w:color w:val="0000EE"/>
-            <w:u w:val="single"/>
-          </w:rPr>
-          <w:t>Matthew 2:15</w:t>
-        </w:r>
-      </w:hyperlink>
+      <w:r>
+        <w:rPr>
+          <w:lang w:val="en_US" w:bidi="en_US"/>
+        </w:rPr>
+        <w:t>Matthew 2:15</w:t>
+      </w:r>
       <w:r>
         <w:rPr>
           <w:lang w:val="en_US" w:bidi="en_US"/>
@@ -9410,18 +8624,12 @@
         </w:rPr>
         <w:t>Despite God's love, Israel acted like a rebellious child, offering sacrifices to Baal. The punishment for a rebellious son was death (</w:t>
       </w:r>
-      <w:hyperlink r:id="rId134">
-        <w:r>
-          <w:rPr>
-            <w:lang w:val="en_US" w:bidi="en_US"/>
-          </w:rPr>
-          <w:rPr>
-            <w:color w:val="0000EE"/>
-            <w:u w:val="single"/>
-          </w:rPr>
-          <w:t>Deuteronomy 21:18–21</w:t>
-        </w:r>
-      </w:hyperlink>
+      <w:r>
+        <w:rPr>
+          <w:lang w:val="en_US" w:bidi="en_US"/>
+        </w:rPr>
+        <w:t>Deuteronomy 21:18–21</w:t>
+      </w:r>
       <w:r>
         <w:rPr>
           <w:lang w:val="en_US" w:bidi="en_US"/>
@@ -9594,18 +8802,12 @@
         </w:rPr>
         <w:t>Admah and Zeboiim were cities near Sodom and Gomorrah that God completely destroyed (</w:t>
       </w:r>
-      <w:hyperlink r:id="rId135">
-        <w:r>
-          <w:rPr>
-            <w:lang w:val="en_US" w:bidi="en_US"/>
-          </w:rPr>
-          <w:rPr>
-            <w:color w:val="0000EE"/>
-            <w:u w:val="single"/>
-          </w:rPr>
-          <w:t>Deuteronomy 29:23</w:t>
-        </w:r>
-      </w:hyperlink>
+      <w:r>
+        <w:rPr>
+          <w:lang w:val="en_US" w:bidi="en_US"/>
+        </w:rPr>
+        <w:t>Deuteronomy 29:23</w:t>
+      </w:r>
       <w:r>
         <w:rPr>
           <w:lang w:val="en_US" w:bidi="en_US"/>
@@ -9806,36 +9008,24 @@
         </w:rPr>
         <w:t xml:space="preserve">Israel’s sin would not be the final word. God, in his holy love, would roar like a lion (see </w:t>
       </w:r>
-      <w:hyperlink r:id="rId136">
-        <w:r>
-          <w:rPr>
-            <w:lang w:val="en_US" w:bidi="en_US"/>
-          </w:rPr>
-          <w:rPr>
-            <w:color w:val="0000EE"/>
-            <w:u w:val="single"/>
-          </w:rPr>
-          <w:t>Amos 1:2</w:t>
-        </w:r>
-      </w:hyperlink>
+      <w:r>
+        <w:rPr>
+          <w:lang w:val="en_US" w:bidi="en_US"/>
+        </w:rPr>
+        <w:t>Amos 1:2</w:t>
+      </w:r>
       <w:r>
         <w:rPr>
           <w:lang w:val="en_US" w:bidi="en_US"/>
         </w:rPr>
         <w:t xml:space="preserve">; </w:t>
       </w:r>
-      <w:hyperlink r:id="rId137">
-        <w:r>
-          <w:rPr>
-            <w:lang w:val="en_US" w:bidi="en_US"/>
-          </w:rPr>
-          <w:rPr>
-            <w:color w:val="0000EE"/>
-            <w:u w:val="single"/>
-          </w:rPr>
-          <w:t>3:8</w:t>
-        </w:r>
-      </w:hyperlink>
+      <w:r>
+        <w:rPr>
+          <w:lang w:val="en_US" w:bidi="en_US"/>
+        </w:rPr>
+        <w:t>3:8</w:t>
+      </w:r>
       <w:r>
         <w:rPr>
           <w:lang w:val="en_US" w:bidi="en_US"/>
@@ -9949,36 +9139,24 @@
         </w:rPr>
         <w:t>: To save his land, Hoshea became a vassal of King Shalmaneser of Assyria (</w:t>
       </w:r>
-      <w:hyperlink r:id="rId75">
-        <w:r>
-          <w:rPr>
-            <w:lang w:val="en_US" w:bidi="en_US"/>
-          </w:rPr>
-          <w:rPr>
-            <w:color w:val="0000EE"/>
-            <w:u w:val="single"/>
-          </w:rPr>
-          <w:t>2 Kings 17:3</w:t>
-        </w:r>
-      </w:hyperlink>
+      <w:r>
+        <w:rPr>
+          <w:lang w:val="en_US" w:bidi="en_US"/>
+        </w:rPr>
+        <w:t>2 Kings 17:3</w:t>
+      </w:r>
       <w:r>
         <w:rPr>
           <w:lang w:val="en_US" w:bidi="en_US"/>
         </w:rPr>
         <w:t>). Hoshea soon rebelled against Shalmaneser by withholding tribute and sought support from King So of Egypt (</w:t>
       </w:r>
-      <w:hyperlink r:id="rId138">
-        <w:r>
-          <w:rPr>
-            <w:lang w:val="en_US" w:bidi="en_US"/>
-          </w:rPr>
-          <w:rPr>
-            <w:color w:val="0000EE"/>
-            <w:u w:val="single"/>
-          </w:rPr>
-          <w:t>2 Kings 17:4</w:t>
-        </w:r>
-      </w:hyperlink>
+      <w:r>
+        <w:rPr>
+          <w:lang w:val="en_US" w:bidi="en_US"/>
+        </w:rPr>
+        <w:t>2 Kings 17:4</w:t>
+      </w:r>
       <w:r>
         <w:rPr>
           <w:lang w:val="en_US" w:bidi="en_US"/>
@@ -10107,18 +9285,12 @@
         </w:rPr>
         <w:t xml:space="preserve"> is the root of Jacob's name. Even before birth, Jacob lived up to his name by supplanting his brother Esau (</w:t>
       </w:r>
-      <w:hyperlink r:id="rId139">
-        <w:r>
-          <w:rPr>
-            <w:lang w:val="en_US" w:bidi="en_US"/>
-          </w:rPr>
-          <w:rPr>
-            <w:color w:val="0000EE"/>
-            <w:u w:val="single"/>
-          </w:rPr>
-          <w:t>Genesis 25:26</w:t>
-        </w:r>
-      </w:hyperlink>
+      <w:r>
+        <w:rPr>
+          <w:lang w:val="en_US" w:bidi="en_US"/>
+        </w:rPr>
+        <w:t>Genesis 25:26</w:t>
+      </w:r>
       <w:r>
         <w:rPr>
           <w:lang w:val="en_US" w:bidi="en_US"/>
@@ -10143,18 +9315,12 @@
         </w:rPr>
         <w:t xml:space="preserve"> As an adult, Jacob even fought with God (see </w:t>
       </w:r>
-      <w:hyperlink r:id="rId140">
-        <w:r>
-          <w:rPr>
-            <w:lang w:val="en_US" w:bidi="en_US"/>
-          </w:rPr>
-          <w:rPr>
-            <w:color w:val="0000EE"/>
-            <w:u w:val="single"/>
-          </w:rPr>
-          <w:t>Genesis 32:22–30</w:t>
-        </w:r>
-      </w:hyperlink>
+      <w:r>
+        <w:rPr>
+          <w:lang w:val="en_US" w:bidi="en_US"/>
+        </w:rPr>
+        <w:t>Genesis 32:22–30</w:t>
+      </w:r>
       <w:r>
         <w:rPr>
           <w:lang w:val="en_US" w:bidi="en_US"/>
@@ -10222,18 +9388,12 @@
         </w:rPr>
         <w:t xml:space="preserve"> See </w:t>
       </w:r>
-      <w:hyperlink r:id="rId141">
-        <w:r>
-          <w:rPr>
-            <w:lang w:val="en_US" w:bidi="en_US"/>
-          </w:rPr>
-          <w:rPr>
-            <w:color w:val="0000EE"/>
-            <w:u w:val="single"/>
-          </w:rPr>
-          <w:t>Genesis 28:11–22</w:t>
-        </w:r>
-      </w:hyperlink>
+      <w:r>
+        <w:rPr>
+          <w:lang w:val="en_US" w:bidi="en_US"/>
+        </w:rPr>
+        <w:t>Genesis 28:11–22</w:t>
+      </w:r>
       <w:r>
         <w:rPr>
           <w:lang w:val="en_US" w:bidi="en_US"/>
@@ -10340,18 +9500,12 @@
         </w:rPr>
         <w:t xml:space="preserve">During the reign of Jeroboam II (793–753 BC), Israelite merchants became very wealthy. They often used deceitful business practices like dishonest scales (see </w:t>
       </w:r>
-      <w:hyperlink r:id="rId142">
-        <w:r>
-          <w:rPr>
-            <w:lang w:val="en_US" w:bidi="en_US"/>
-          </w:rPr>
-          <w:rPr>
-            <w:color w:val="0000EE"/>
-            <w:u w:val="single"/>
-          </w:rPr>
-          <w:t>Amos 8:5–6</w:t>
-        </w:r>
-      </w:hyperlink>
+      <w:r>
+        <w:rPr>
+          <w:lang w:val="en_US" w:bidi="en_US"/>
+        </w:rPr>
+        <w:t>Amos 8:5–6</w:t>
+      </w:r>
       <w:r>
         <w:rPr>
           <w:lang w:val="en_US" w:bidi="en_US"/>
@@ -10450,18 +9604,12 @@
         </w:rPr>
         <w:t xml:space="preserve"> This judgment on the wealthy Israelite merchants means they will return to the simple homes of the exodus. There is also hope here. God's plan to save Israel will start again in the wilderness (see </w:t>
       </w:r>
-      <w:hyperlink r:id="rId101">
-        <w:r>
-          <w:rPr>
-            <w:lang w:val="en_US" w:bidi="en_US"/>
-          </w:rPr>
-          <w:rPr>
-            <w:color w:val="0000EE"/>
-            <w:u w:val="single"/>
-          </w:rPr>
-          <w:t>Hosea 2:14–15</w:t>
-        </w:r>
-      </w:hyperlink>
+      <w:r>
+        <w:rPr>
+          <w:lang w:val="en_US" w:bidi="en_US"/>
+        </w:rPr>
+        <w:t>Hosea 2:14–15</w:t>
+      </w:r>
       <w:r>
         <w:rPr>
           <w:lang w:val="en_US" w:bidi="en_US"/>
@@ -10516,54 +9664,36 @@
         </w:rPr>
         <w:t xml:space="preserve">Gilead and Gilgal were cities where Israelites worshiped Baal instead of the Lord (see </w:t>
       </w:r>
-      <w:hyperlink r:id="rId143">
-        <w:r>
-          <w:rPr>
-            <w:lang w:val="en_US" w:bidi="en_US"/>
-          </w:rPr>
-          <w:rPr>
-            <w:color w:val="0000EE"/>
-            <w:u w:val="single"/>
-          </w:rPr>
-          <w:t>Hosea 4:15</w:t>
-        </w:r>
-      </w:hyperlink>
+      <w:r>
+        <w:rPr>
+          <w:lang w:val="en_US" w:bidi="en_US"/>
+        </w:rPr>
+        <w:t>Hosea 4:15</w:t>
+      </w:r>
       <w:r>
         <w:rPr>
           <w:lang w:val="en_US" w:bidi="en_US"/>
         </w:rPr>
         <w:t xml:space="preserve">; </w:t>
       </w:r>
-      <w:hyperlink r:id="rId144">
-        <w:r>
-          <w:rPr>
-            <w:lang w:val="en_US" w:bidi="en_US"/>
-          </w:rPr>
-          <w:rPr>
-            <w:color w:val="0000EE"/>
-            <w:u w:val="single"/>
-          </w:rPr>
-          <w:t>6:8</w:t>
-        </w:r>
-      </w:hyperlink>
+      <w:r>
+        <w:rPr>
+          <w:lang w:val="en_US" w:bidi="en_US"/>
+        </w:rPr>
+        <w:t>6:8</w:t>
+      </w:r>
       <w:r>
         <w:rPr>
           <w:lang w:val="en_US" w:bidi="en_US"/>
         </w:rPr>
         <w:t xml:space="preserve">; </w:t>
       </w:r>
-      <w:hyperlink r:id="rId145">
-        <w:r>
-          <w:rPr>
-            <w:lang w:val="en_US" w:bidi="en_US"/>
-          </w:rPr>
-          <w:rPr>
-            <w:color w:val="0000EE"/>
-            <w:u w:val="single"/>
-          </w:rPr>
-          <w:t>9:15</w:t>
-        </w:r>
-      </w:hyperlink>
+      <w:r>
+        <w:rPr>
+          <w:lang w:val="en_US" w:bidi="en_US"/>
+        </w:rPr>
+        <w:t>9:15</w:t>
+      </w:r>
       <w:r>
         <w:rPr>
           <w:lang w:val="en_US" w:bidi="en_US"/>
@@ -10677,18 +9807,12 @@
         </w:rPr>
         <w:t xml:space="preserve">At the height of its power, the tribe of Ephraim caused fear among other Israelites (see </w:t>
       </w:r>
-      <w:hyperlink r:id="rId146">
-        <w:r>
-          <w:rPr>
-            <w:lang w:val="en_US" w:bidi="en_US"/>
-          </w:rPr>
-          <w:rPr>
-            <w:color w:val="0000EE"/>
-            <w:u w:val="single"/>
-          </w:rPr>
-          <w:t>Isaiah 7:2</w:t>
-        </w:r>
-      </w:hyperlink>
+      <w:r>
+        <w:rPr>
+          <w:lang w:val="en_US" w:bidi="en_US"/>
+        </w:rPr>
+        <w:t>Isaiah 7:2</w:t>
+      </w:r>
       <w:r>
         <w:rPr>
           <w:lang w:val="en_US" w:bidi="en_US"/>
@@ -10785,72 +9909,48 @@
         </w:rPr>
         <w:t>The Hebrew word for idols is the same as the one used for the golden calf (</w:t>
       </w:r>
-      <w:hyperlink r:id="rId147">
-        <w:r>
-          <w:rPr>
-            <w:lang w:val="en_US" w:bidi="en_US"/>
-          </w:rPr>
-          <w:rPr>
-            <w:color w:val="0000EE"/>
-            <w:u w:val="single"/>
-          </w:rPr>
-          <w:t>Exodus 32:4</w:t>
-        </w:r>
-      </w:hyperlink>
+      <w:r>
+        <w:rPr>
+          <w:lang w:val="en_US" w:bidi="en_US"/>
+        </w:rPr>
+        <w:t>Exodus 32:4</w:t>
+      </w:r>
       <w:r>
         <w:rPr>
           <w:lang w:val="en_US" w:bidi="en_US"/>
         </w:rPr>
         <w:t xml:space="preserve">, </w:t>
       </w:r>
-      <w:hyperlink r:id="rId148">
-        <w:r>
-          <w:rPr>
-            <w:lang w:val="en_US" w:bidi="en_US"/>
-          </w:rPr>
-          <w:rPr>
-            <w:color w:val="0000EE"/>
-            <w:u w:val="single"/>
-          </w:rPr>
-          <w:t>8</w:t>
-        </w:r>
-      </w:hyperlink>
+      <w:r>
+        <w:rPr>
+          <w:lang w:val="en_US" w:bidi="en_US"/>
+        </w:rPr>
+        <w:t>8</w:t>
+      </w:r>
       <w:r>
         <w:rPr>
           <w:lang w:val="en_US" w:bidi="en_US"/>
         </w:rPr>
         <w:t xml:space="preserve">; see also </w:t>
       </w:r>
-      <w:hyperlink r:id="rId149">
-        <w:r>
-          <w:rPr>
-            <w:lang w:val="en_US" w:bidi="en_US"/>
-          </w:rPr>
-          <w:rPr>
-            <w:color w:val="0000EE"/>
-            <w:u w:val="single"/>
-          </w:rPr>
-          <w:t>Hosea 10:5–6</w:t>
-        </w:r>
-      </w:hyperlink>
+      <w:r>
+        <w:rPr>
+          <w:lang w:val="en_US" w:bidi="en_US"/>
+        </w:rPr>
+        <w:t>Hosea 10:5–6</w:t>
+      </w:r>
       <w:r>
         <w:rPr>
           <w:lang w:val="en_US" w:bidi="en_US"/>
         </w:rPr>
         <w:t xml:space="preserve">; </w:t>
       </w:r>
-      <w:hyperlink r:id="rId150">
-        <w:r>
-          <w:rPr>
-            <w:lang w:val="en_US" w:bidi="en_US"/>
-          </w:rPr>
-          <w:rPr>
-            <w:color w:val="0000EE"/>
-            <w:u w:val="single"/>
-          </w:rPr>
-          <w:t>Amos 5:5–6</w:t>
-        </w:r>
-      </w:hyperlink>
+      <w:r>
+        <w:rPr>
+          <w:lang w:val="en_US" w:bidi="en_US"/>
+        </w:rPr>
+        <w:t>Amos 5:5–6</w:t>
+      </w:r>
       <w:r>
         <w:rPr>
           <w:lang w:val="en_US" w:bidi="en_US"/>
@@ -10882,18 +9982,12 @@
         </w:rPr>
         <w:t>: Canaanite religious ceremonies involved kissing images of Baal (</w:t>
       </w:r>
-      <w:hyperlink r:id="rId151">
-        <w:r>
-          <w:rPr>
-            <w:lang w:val="en_US" w:bidi="en_US"/>
-          </w:rPr>
-          <w:rPr>
-            <w:color w:val="0000EE"/>
-            <w:u w:val="single"/>
-          </w:rPr>
-          <w:t>1 Kings 19:18</w:t>
-        </w:r>
-      </w:hyperlink>
+      <w:r>
+        <w:rPr>
+          <w:lang w:val="en_US" w:bidi="en_US"/>
+        </w:rPr>
+        <w:t>1 Kings 19:18</w:t>
+      </w:r>
       <w:r>
         <w:rPr>
           <w:lang w:val="en_US" w:bidi="en_US"/>
@@ -10952,18 +10046,12 @@
         </w:rPr>
         <w:t xml:space="preserve">God judged idolatrous Ephraim by saying they would disappear (compare </w:t>
       </w:r>
-      <w:hyperlink r:id="rId78">
-        <w:r>
-          <w:rPr>
-            <w:lang w:val="en_US" w:bidi="en_US"/>
-          </w:rPr>
-          <w:rPr>
-            <w:color w:val="0000EE"/>
-            <w:u w:val="single"/>
-          </w:rPr>
-          <w:t>Hosea 6:4</w:t>
-        </w:r>
-      </w:hyperlink>
+      <w:r>
+        <w:rPr>
+          <w:lang w:val="en_US" w:bidi="en_US"/>
+        </w:rPr>
+        <w:t>Hosea 6:4</w:t>
+      </w:r>
       <w:r>
         <w:rPr>
           <w:lang w:val="en_US" w:bidi="en_US"/>
@@ -11104,18 +10192,12 @@
         </w:rPr>
         <w:t xml:space="preserve"> They did not rely on the Lord for safety. Instead, they trusted their kings, armies, and wealth (see </w:t>
       </w:r>
-      <w:hyperlink r:id="rId38">
-        <w:r>
-          <w:rPr>
-            <w:lang w:val="en_US" w:bidi="en_US"/>
-          </w:rPr>
-          <w:rPr>
-            <w:color w:val="0000EE"/>
-            <w:u w:val="single"/>
-          </w:rPr>
-          <w:t>Hosea 2:13</w:t>
-        </w:r>
-      </w:hyperlink>
+      <w:r>
+        <w:rPr>
+          <w:lang w:val="en_US" w:bidi="en_US"/>
+        </w:rPr>
+        <w:t>Hosea 2:13</w:t>
+      </w:r>
       <w:r>
         <w:rPr>
           <w:lang w:val="en_US" w:bidi="en_US"/>
@@ -11231,72 +10313,48 @@
         </w:rPr>
         <w:t xml:space="preserve"> See </w:t>
       </w:r>
-      <w:hyperlink r:id="rId152">
-        <w:r>
-          <w:rPr>
-            <w:lang w:val="en_US" w:bidi="en_US"/>
-          </w:rPr>
-          <w:rPr>
-            <w:color w:val="0000EE"/>
-            <w:u w:val="single"/>
-          </w:rPr>
-          <w:t>Psalms 70:5</w:t>
-        </w:r>
-      </w:hyperlink>
+      <w:r>
+        <w:rPr>
+          <w:lang w:val="en_US" w:bidi="en_US"/>
+        </w:rPr>
+        <w:t>Psalms 70:5</w:t>
+      </w:r>
       <w:r>
         <w:rPr>
           <w:lang w:val="en_US" w:bidi="en_US"/>
         </w:rPr>
         <w:t xml:space="preserve">; </w:t>
       </w:r>
-      <w:hyperlink r:id="rId153">
-        <w:r>
-          <w:rPr>
-            <w:lang w:val="en_US" w:bidi="en_US"/>
-          </w:rPr>
-          <w:rPr>
-            <w:color w:val="0000EE"/>
-            <w:u w:val="single"/>
-          </w:rPr>
-          <w:t>115:9</w:t>
-        </w:r>
-      </w:hyperlink>
+      <w:r>
+        <w:rPr>
+          <w:lang w:val="en_US" w:bidi="en_US"/>
+        </w:rPr>
+        <w:t>115:9</w:t>
+      </w:r>
       <w:r>
         <w:rPr>
           <w:lang w:val="en_US" w:bidi="en_US"/>
         </w:rPr>
         <w:t xml:space="preserve">; </w:t>
       </w:r>
-      <w:hyperlink r:id="rId154">
-        <w:r>
-          <w:rPr>
-            <w:lang w:val="en_US" w:bidi="en_US"/>
-          </w:rPr>
-          <w:rPr>
-            <w:color w:val="0000EE"/>
-            <w:u w:val="single"/>
-          </w:rPr>
-          <w:t>121:2</w:t>
-        </w:r>
-      </w:hyperlink>
+      <w:r>
+        <w:rPr>
+          <w:lang w:val="en_US" w:bidi="en_US"/>
+        </w:rPr>
+        <w:t>121:2</w:t>
+      </w:r>
       <w:r>
         <w:rPr>
           <w:lang w:val="en_US" w:bidi="en_US"/>
         </w:rPr>
         <w:t xml:space="preserve">; </w:t>
       </w:r>
-      <w:hyperlink r:id="rId155">
-        <w:r>
-          <w:rPr>
-            <w:lang w:val="en_US" w:bidi="en_US"/>
-          </w:rPr>
-          <w:rPr>
-            <w:color w:val="0000EE"/>
-            <w:u w:val="single"/>
-          </w:rPr>
-          <w:t>124:8</w:t>
-        </w:r>
-      </w:hyperlink>
+      <w:r>
+        <w:rPr>
+          <w:lang w:val="en_US" w:bidi="en_US"/>
+        </w:rPr>
+        <w:t>124:8</w:t>
+      </w:r>
       <w:r>
         <w:rPr>
           <w:lang w:val="en_US" w:bidi="en_US"/>
@@ -11364,36 +10422,24 @@
         </w:rPr>
         <w:t xml:space="preserve"> When Hoshea's alliance with Egypt failed (see </w:t>
       </w:r>
-      <w:hyperlink r:id="rId156">
-        <w:r>
-          <w:rPr>
-            <w:lang w:val="en_US" w:bidi="en_US"/>
-          </w:rPr>
-          <w:rPr>
-            <w:color w:val="0000EE"/>
-            <w:u w:val="single"/>
-          </w:rPr>
-          <w:t>Hosea 12:1</w:t>
-        </w:r>
-      </w:hyperlink>
+      <w:r>
+        <w:rPr>
+          <w:lang w:val="en_US" w:bidi="en_US"/>
+        </w:rPr>
+        <w:t>Hosea 12:1</w:t>
+      </w:r>
       <w:r>
         <w:rPr>
           <w:lang w:val="en_US" w:bidi="en_US"/>
         </w:rPr>
         <w:t>), he attempted to make peace with Assyria. However, they captured and imprisoned him (</w:t>
       </w:r>
-      <w:hyperlink r:id="rId138">
-        <w:r>
-          <w:rPr>
-            <w:lang w:val="en_US" w:bidi="en_US"/>
-          </w:rPr>
-          <w:rPr>
-            <w:color w:val="0000EE"/>
-            <w:u w:val="single"/>
-          </w:rPr>
-          <w:t>2 Kings 17:4</w:t>
-        </w:r>
-      </w:hyperlink>
+      <w:r>
+        <w:rPr>
+          <w:lang w:val="en_US" w:bidi="en_US"/>
+        </w:rPr>
+        <w:t>2 Kings 17:4</w:t>
+      </w:r>
       <w:r>
         <w:rPr>
           <w:lang w:val="en_US" w:bidi="en_US"/>
@@ -11612,18 +10658,12 @@
         </w:rPr>
         <w:t xml:space="preserve"> refers to the realm of the dead (see </w:t>
       </w:r>
-      <w:hyperlink r:id="rId157">
-        <w:r>
-          <w:rPr>
-            <w:lang w:val="en_US" w:bidi="en_US"/>
-          </w:rPr>
-          <w:rPr>
-            <w:color w:val="0000EE"/>
-            <w:u w:val="single"/>
-          </w:rPr>
-          <w:t>Job 3:11–19</w:t>
-        </w:r>
-      </w:hyperlink>
+      <w:r>
+        <w:rPr>
+          <w:lang w:val="en_US" w:bidi="en_US"/>
+        </w:rPr>
+        <w:t>Job 3:11–19</w:t>
+      </w:r>
       <w:r>
         <w:rPr>
           <w:lang w:val="en_US" w:bidi="en_US"/>
@@ -11694,18 +10734,12 @@
         </w:rPr>
         <w:t>In 722 BC, Assyria captured Samaria, the capital of the northern kingdom (</w:t>
       </w:r>
-      <w:hyperlink r:id="rId158">
-        <w:r>
-          <w:rPr>
-            <w:lang w:val="en_US" w:bidi="en_US"/>
-          </w:rPr>
-          <w:rPr>
-            <w:color w:val="0000EE"/>
-            <w:u w:val="single"/>
-          </w:rPr>
-          <w:t>2 Kings 17:5–6</w:t>
-        </w:r>
-      </w:hyperlink>
+      <w:r>
+        <w:rPr>
+          <w:lang w:val="en_US" w:bidi="en_US"/>
+        </w:rPr>
+        <w:t>2 Kings 17:5–6</w:t>
+      </w:r>
       <w:r>
         <w:rPr>
           <w:lang w:val="en_US" w:bidi="en_US"/>
@@ -11730,36 +10764,24 @@
         </w:rPr>
         <w:t xml:space="preserve">The terrible act of killing pregnant women is also mentioned in </w:t>
       </w:r>
-      <w:hyperlink r:id="rId159">
-        <w:r>
-          <w:rPr>
-            <w:lang w:val="en_US" w:bidi="en_US"/>
-          </w:rPr>
-          <w:rPr>
-            <w:color w:val="0000EE"/>
-            <w:u w:val="single"/>
-          </w:rPr>
-          <w:t>Amos 1:13</w:t>
-        </w:r>
-      </w:hyperlink>
+      <w:r>
+        <w:rPr>
+          <w:lang w:val="en_US" w:bidi="en_US"/>
+        </w:rPr>
+        <w:t>Amos 1:13</w:t>
+      </w:r>
       <w:r>
         <w:rPr>
           <w:lang w:val="en_US" w:bidi="en_US"/>
         </w:rPr>
         <w:t xml:space="preserve"> and </w:t>
       </w:r>
-      <w:hyperlink r:id="rId160">
-        <w:r>
-          <w:rPr>
-            <w:lang w:val="en_US" w:bidi="en_US"/>
-          </w:rPr>
-          <w:rPr>
-            <w:color w:val="0000EE"/>
-            <w:u w:val="single"/>
-          </w:rPr>
-          <w:t>2 Kings 15:16</w:t>
-        </w:r>
-      </w:hyperlink>
+      <w:r>
+        <w:rPr>
+          <w:lang w:val="en_US" w:bidi="en_US"/>
+        </w:rPr>
+        <w:t>2 Kings 15:16</w:t>
+      </w:r>
       <w:r>
         <w:rPr>
           <w:lang w:val="en_US" w:bidi="en_US"/>
@@ -11866,18 +10888,12 @@
         </w:rPr>
         <w:t xml:space="preserve">Hosea created a prayer of confession to guide his people back to the Lord. God’s prophets felt both God's anger over Israel’s rebellion and the people's suffering (see also </w:t>
       </w:r>
-      <w:hyperlink r:id="rId161">
-        <w:r>
-          <w:rPr>
-            <w:lang w:val="en_US" w:bidi="en_US"/>
-          </w:rPr>
-          <w:rPr>
-            <w:color w:val="0000EE"/>
-            <w:u w:val="single"/>
-          </w:rPr>
-          <w:t>Daniel 9:4–19</w:t>
-        </w:r>
-      </w:hyperlink>
+      <w:r>
+        <w:rPr>
+          <w:lang w:val="en_US" w:bidi="en_US"/>
+        </w:rPr>
+        <w:t>Daniel 9:4–19</w:t>
+      </w:r>
       <w:r>
         <w:rPr>
           <w:lang w:val="en_US" w:bidi="en_US"/>
@@ -11941,18 +10957,12 @@
         </w:rPr>
         <w:t xml:space="preserve">: Israel often offered animal sacrifices for sin, but the Lord made it clear that sacrifices were not the answer (see </w:t>
       </w:r>
-      <w:hyperlink r:id="rId99">
-        <w:r>
-          <w:rPr>
-            <w:lang w:val="en_US" w:bidi="en_US"/>
-          </w:rPr>
-          <w:rPr>
-            <w:color w:val="0000EE"/>
-            <w:u w:val="single"/>
-          </w:rPr>
-          <w:t>Hosea 6:6</w:t>
-        </w:r>
-      </w:hyperlink>
+      <w:r>
+        <w:rPr>
+          <w:lang w:val="en_US" w:bidi="en_US"/>
+        </w:rPr>
+        <w:t>Hosea 6:6</w:t>
+      </w:r>
       <w:r>
         <w:rPr>
           <w:lang w:val="en_US" w:bidi="en_US"/>
@@ -12007,18 +11017,12 @@
         </w:rPr>
         <w:t>The Israelites must give up their reliance on idols, foreign alliances, and their military strength. Even though they were God's children (</w:t>
       </w:r>
-      <w:hyperlink r:id="rId162">
-        <w:r>
-          <w:rPr>
-            <w:lang w:val="en_US" w:bidi="en_US"/>
-          </w:rPr>
-          <w:rPr>
-            <w:color w:val="0000EE"/>
-            <w:u w:val="single"/>
-          </w:rPr>
-          <w:t>Hosea 11:1</w:t>
-        </w:r>
-      </w:hyperlink>
+      <w:r>
+        <w:rPr>
+          <w:lang w:val="en_US" w:bidi="en_US"/>
+        </w:rPr>
+        <w:t>Hosea 11:1</w:t>
+      </w:r>
       <w:r>
         <w:rPr>
           <w:lang w:val="en_US" w:bidi="en_US"/>
@@ -12080,18 +11084,12 @@
         </w:rPr>
         <w:t>: Only God can cure the disease of sin. The Lord heals all our physical and spiritual diseases (</w:t>
       </w:r>
-      <w:hyperlink r:id="rId163">
-        <w:r>
-          <w:rPr>
-            <w:lang w:val="en_US" w:bidi="en_US"/>
-          </w:rPr>
-          <w:rPr>
-            <w:color w:val="0000EE"/>
-            <w:u w:val="single"/>
-          </w:rPr>
-          <w:t>Psalm 103:3</w:t>
-        </w:r>
-      </w:hyperlink>
+      <w:r>
+        <w:rPr>
+          <w:lang w:val="en_US" w:bidi="en_US"/>
+        </w:rPr>
+        <w:t>Psalm 103:3</w:t>
+      </w:r>
       <w:r>
         <w:rPr>
           <w:lang w:val="en_US" w:bidi="en_US"/>
@@ -12157,36 +11155,24 @@
         </w:rPr>
         <w:t>: In Israel's semi-desert climate, dew provided essential moisture for life (</w:t>
       </w:r>
-      <w:hyperlink r:id="rId164">
-        <w:r>
-          <w:rPr>
-            <w:lang w:val="en_US" w:bidi="en_US"/>
-          </w:rPr>
-          <w:rPr>
-            <w:color w:val="0000EE"/>
-            <w:u w:val="single"/>
-          </w:rPr>
-          <w:t>Genesis 27:28</w:t>
-        </w:r>
-      </w:hyperlink>
+      <w:r>
+        <w:rPr>
+          <w:lang w:val="en_US" w:bidi="en_US"/>
+        </w:rPr>
+        <w:t>Genesis 27:28</w:t>
+      </w:r>
       <w:r>
         <w:rPr>
           <w:lang w:val="en_US" w:bidi="en_US"/>
         </w:rPr>
         <w:t xml:space="preserve">; </w:t>
       </w:r>
-      <w:hyperlink r:id="rId165">
-        <w:r>
-          <w:rPr>
-            <w:lang w:val="en_US" w:bidi="en_US"/>
-          </w:rPr>
-          <w:rPr>
-            <w:color w:val="0000EE"/>
-            <w:u w:val="single"/>
-          </w:rPr>
-          <w:t>Deuteronomy 33:28</w:t>
-        </w:r>
-      </w:hyperlink>
+      <w:r>
+        <w:rPr>
+          <w:lang w:val="en_US" w:bidi="en_US"/>
+        </w:rPr>
+        <w:t>Deuteronomy 33:28</w:t>
+      </w:r>
       <w:r>
         <w:rPr>
           <w:lang w:val="en_US" w:bidi="en_US"/>
@@ -12218,18 +11204,12 @@
         </w:rPr>
         <w:t>: When Israel remained faithful to their covenant with the Lord, they became solid and stable like the majestic cedars in Lebanon (</w:t>
       </w:r>
-      <w:hyperlink r:id="rId166">
-        <w:r>
-          <w:rPr>
-            <w:lang w:val="en_US" w:bidi="en_US"/>
-          </w:rPr>
-          <w:rPr>
-            <w:color w:val="0000EE"/>
-            <w:u w:val="single"/>
-          </w:rPr>
-          <w:t>Psalm 92:12</w:t>
-        </w:r>
-      </w:hyperlink>
+      <w:r>
+        <w:rPr>
+          <w:lang w:val="en_US" w:bidi="en_US"/>
+        </w:rPr>
+        <w:t>Psalm 92:12</w:t>
+      </w:r>
       <w:r>
         <w:rPr>
           <w:lang w:val="en_US" w:bidi="en_US"/>
@@ -12339,36 +11319,24 @@
         </w:rPr>
         <w:t>: A safe and comforting place (</w:t>
       </w:r>
-      <w:hyperlink r:id="rId167">
-        <w:r>
-          <w:rPr>
-            <w:lang w:val="en_US" w:bidi="en_US"/>
-          </w:rPr>
-          <w:rPr>
-            <w:color w:val="0000EE"/>
-            <w:u w:val="single"/>
-          </w:rPr>
-          <w:t>Psalm 91:1</w:t>
-        </w:r>
-      </w:hyperlink>
+      <w:r>
+        <w:rPr>
+          <w:lang w:val="en_US" w:bidi="en_US"/>
+        </w:rPr>
+        <w:t>Psalm 91:1</w:t>
+      </w:r>
       <w:r>
         <w:rPr>
           <w:lang w:val="en_US" w:bidi="en_US"/>
         </w:rPr>
         <w:t xml:space="preserve">; </w:t>
       </w:r>
-      <w:hyperlink r:id="rId168">
-        <w:r>
-          <w:rPr>
-            <w:lang w:val="en_US" w:bidi="en_US"/>
-          </w:rPr>
-          <w:rPr>
-            <w:color w:val="0000EE"/>
-            <w:u w:val="single"/>
-          </w:rPr>
-          <w:t>Isaiah 25:4</w:t>
-        </w:r>
-      </w:hyperlink>
+      <w:r>
+        <w:rPr>
+          <w:lang w:val="en_US" w:bidi="en_US"/>
+        </w:rPr>
+        <w:t>Isaiah 25:4</w:t>
+      </w:r>
       <w:r>
         <w:rPr>
           <w:lang w:val="en_US" w:bidi="en_US"/>
